--- a/src/content/bios/Clausen-AW 2015.docx
+++ b/src/content/bios/Clausen-AW 2015.docx
@@ -1,6 +1,6 @@
 
 <file path=word/document.xml><?xml version="1.0" encoding="utf-8"?>
-<w:document xmlns:wpc="http://schemas.microsoft.com/office/word/2010/wordprocessingCanvas" xmlns:cx="http://schemas.microsoft.com/office/drawing/2014/chartex" xmlns:cx1="http://schemas.microsoft.com/office/drawing/2015/9/8/chartex" xmlns:cx2="http://schemas.microsoft.com/office/drawing/2015/10/21/chartex" xmlns:cx3="http://schemas.microsoft.com/office/drawing/2016/5/9/chartex" xmlns:cx4="http://schemas.microsoft.com/office/drawing/2016/5/10/chartex" xmlns:cx5="http://schemas.microsoft.com/office/drawing/2016/5/11/chartex" xmlns:cx6="http://schemas.microsoft.com/office/drawing/2016/5/12/chartex" xmlns:cx7="http://schemas.microsoft.com/office/drawing/2016/5/13/chartex" xmlns:cx8="http://schemas.microsoft.com/office/drawing/2016/5/14/chartex" xmlns:mc="http://schemas.openxmlformats.org/markup-compatibility/2006" xmlns:aink="http://schemas.microsoft.com/office/drawing/2016/ink" xmlns:am3d="http://schemas.microsoft.com/office/drawing/2017/model3d" xmlns:o="urn:schemas-microsoft-com:office:office" xmlns:oel="http://schemas.microsoft.com/office/2019/extlst" xmlns:r="http://schemas.openxmlformats.org/officeDocument/2006/relationships" xmlns:m="http://schemas.openxmlformats.org/officeDocument/2006/math" xmlns:v="urn:schemas-microsoft-com:vml" xmlns:wp14="http://schemas.microsoft.com/office/word/2010/wordprocessingDrawing" xmlns:wp="http://schemas.openxmlformats.org/drawingml/2006/wordprocessingDrawing" xmlns:w10="urn:schemas-microsoft-com:office:word" xmlns:w="http://schemas.openxmlformats.org/wordprocessingml/2006/main" xmlns:w14="http://schemas.microsoft.com/office/word/2010/wordml" xmlns:w15="http://schemas.microsoft.com/office/word/2012/wordml" xmlns:w16cex="http://schemas.microsoft.com/office/word/2018/wordml/cex" xmlns:w16cid="http://schemas.microsoft.com/office/word/2016/wordml/cid" xmlns:w16="http://schemas.microsoft.com/office/word/2018/wordml" xmlns:w16du="http://schemas.microsoft.com/office/word/2023/wordml/word16du" xmlns:w16sdtdh="http://schemas.microsoft.com/office/word/2020/wordml/sdtdatahash" xmlns:w16sdtfl="http://schemas.microsoft.com/office/word/2024/wordml/sdtformatlock" xmlns:w16se="http://schemas.microsoft.com/office/word/2015/wordml/symex" xmlns:wpg="http://schemas.microsoft.com/office/word/2010/wordprocessingGroup" xmlns:wpi="http://schemas.microsoft.com/office/word/2010/wordprocessingInk" xmlns:wne="http://schemas.microsoft.com/office/word/2006/wordml" xmlns:wps="http://schemas.microsoft.com/office/word/2010/wordprocessingShape" mc:Ignorable="w14 w15 w16se w16cid w16 w16cex w16sdtdh w16sdtfl w16du wp14">
+<w:document xmlns:wpc="http://schemas.microsoft.com/office/word/2010/wordprocessingCanvas" xmlns:cx="http://schemas.microsoft.com/office/drawing/2014/chartex" xmlns:cx1="http://schemas.microsoft.com/office/drawing/2015/9/8/chartex" xmlns:cx2="http://schemas.microsoft.com/office/drawing/2015/10/21/chartex" xmlns:cx3="http://schemas.microsoft.com/office/drawing/2016/5/9/chartex" xmlns:cx4="http://schemas.microsoft.com/office/drawing/2016/5/10/chartex" xmlns:cx5="http://schemas.microsoft.com/office/drawing/2016/5/11/chartex" xmlns:cx6="http://schemas.microsoft.com/office/drawing/2016/5/12/chartex" xmlns:cx7="http://schemas.microsoft.com/office/drawing/2016/5/13/chartex" xmlns:cx8="http://schemas.microsoft.com/office/drawing/2016/5/14/chartex" xmlns:mc="http://schemas.openxmlformats.org/markup-compatibility/2006" xmlns:m="http://schemas.openxmlformats.org/officeDocument/2006/math" xmlns:aink="http://schemas.microsoft.com/office/drawing/2016/ink" xmlns:am3d="http://schemas.microsoft.com/office/drawing/2017/model3d" xmlns:oel="http://schemas.microsoft.com/office/2019/extlst" xmlns:r="http://schemas.openxmlformats.org/officeDocument/2006/relationships" xmlns:wp14="http://schemas.microsoft.com/office/word/2010/wordprocessingDrawing" xmlns:wp="http://schemas.openxmlformats.org/drawingml/2006/wordprocessingDrawing" xmlns:wpg="http://schemas.microsoft.com/office/word/2010/wordprocessingGroup" xmlns:wpi="http://schemas.microsoft.com/office/word/2010/wordprocessingInk" xmlns:wps="http://schemas.microsoft.com/office/word/2010/wordprocessingShape" xmlns:o="urn:schemas-microsoft-com:office:office" xmlns:v="urn:schemas-microsoft-com:vml" xmlns:w10="urn:schemas-microsoft-com:office:word" xmlns:w="http://schemas.openxmlformats.org/wordprocessingml/2006/main" xmlns:w14="http://schemas.microsoft.com/office/word/2010/wordml" xmlns:w15="http://schemas.microsoft.com/office/word/2012/wordml" xmlns:w16cei="http://schemas.microsoft.com/office/word/2026/wordml/cei" xmlns:w16cex="http://schemas.microsoft.com/office/word/2018/wordml/cex" xmlns:w16cid="http://schemas.microsoft.com/office/word/2016/wordml/cid" xmlns:w16="http://schemas.microsoft.com/office/word/2018/wordml" xmlns:w16sdtdh="http://schemas.microsoft.com/office/word/2020/wordml/sdtdatahash" xmlns:w16sdtfl="http://schemas.microsoft.com/office/word/2024/wordml/sdtformatlock" xmlns:w16se="http://schemas.microsoft.com/office/word/2015/wordml/symex" xmlns:w16du="http://schemas.microsoft.com/office/word/2023/wordml/word16du" xmlns:wne="http://schemas.microsoft.com/office/word/2006/wordml" mc:Ignorable="w14 w15 w16se w16cid w16 w16cex w16sdtdh w16sdtfl w16du wp14">
   <w:body>
     <w:p>
       <w:pPr>
@@ -13,7 +13,329 @@
         </w:rPr>
       </w:pPr>
       <w:r>
-        <w:t xml:space="preserve">CLAUSEN, Alden Winship (known as Tom), American banker, President of Bank of America (BofA) 1970-1981 and sixth President of the International Bank for Reconstruction and Development (IBRD) 1981-1986, was born 17 February 1923 in Hamilton, Illinois, United States and passed away 21 January 2013 in Hillsborough, California. He was the son of Morton Clausen, newspaper publisher, and Elsie Kroll. On 11 February 1950 he married Mary Margaret (Peggy) Crassweller, with whom he had two sons. After her death on 15 March 2001 he married Helen Higgins, his secretary at the Bank of America and the World Bank, on 29 September 2002. </w:t>
+        <w:rPr>
+          <w:rFonts w:ascii="Times New Roman" w:hAnsi="Times New Roman" w:cs="Times New Roman"/>
+          <w:b/>
+          <w:sz w:val="24"/>
+          <w:szCs w:val="24"/>
+        </w:rPr>
+        <w:t>CLAUSEN, Alden Winship</w:t>
+      </w:r>
+      <w:r>
+        <w:rPr>
+          <w:rFonts w:ascii="Times New Roman" w:hAnsi="Times New Roman" w:cs="Times New Roman"/>
+          <w:b/>
+          <w:sz w:val="24"/>
+          <w:szCs w:val="24"/>
+        </w:rPr>
+        <w:t xml:space="preserve"> (called Tom)</w:t>
+      </w:r>
+      <w:r>
+        <w:rPr>
+          <w:rFonts w:ascii="Times New Roman" w:hAnsi="Times New Roman" w:cs="Times New Roman"/>
+          <w:sz w:val="24"/>
+          <w:szCs w:val="24"/>
+        </w:rPr>
+        <w:t xml:space="preserve">, </w:t>
+      </w:r>
+      <w:r>
+        <w:rPr>
+          <w:rFonts w:ascii="Times New Roman" w:hAnsi="Times New Roman" w:cs="Times New Roman"/>
+          <w:b/>
+          <w:sz w:val="24"/>
+          <w:szCs w:val="24"/>
+        </w:rPr>
+        <w:t xml:space="preserve">Bank of America </w:t>
+      </w:r>
+      <w:r>
+        <w:rPr>
+          <w:rFonts w:ascii="Times New Roman" w:hAnsi="Times New Roman" w:cs="Times New Roman"/>
+          <w:b/>
+          <w:sz w:val="24"/>
+          <w:szCs w:val="24"/>
+        </w:rPr>
+        <w:t xml:space="preserve">President </w:t>
+      </w:r>
+      <w:r>
+        <w:rPr>
+          <w:rFonts w:ascii="Times New Roman" w:hAnsi="Times New Roman" w:cs="Times New Roman"/>
+          <w:b/>
+          <w:sz w:val="24"/>
+          <w:szCs w:val="24"/>
+        </w:rPr>
+        <w:t>and sixth Pr</w:t>
+      </w:r>
+      <w:r>
+        <w:rPr>
+          <w:rFonts w:ascii="Times New Roman" w:hAnsi="Times New Roman" w:cs="Times New Roman"/>
+          <w:b/>
+          <w:sz w:val="24"/>
+          <w:szCs w:val="24"/>
+        </w:rPr>
+        <w:t xml:space="preserve">esident of the </w:t>
+      </w:r>
+      <w:r>
+        <w:rPr>
+          <w:rFonts w:ascii="Times New Roman" w:hAnsi="Times New Roman" w:cs="Times New Roman"/>
+          <w:b/>
+          <w:sz w:val="24"/>
+          <w:szCs w:val="24"/>
+        </w:rPr>
+        <w:t xml:space="preserve">International Bank for Reconstruction and Development (IBRD) and </w:t>
+      </w:r>
+      <w:r>
+        <w:rPr>
+          <w:rFonts w:ascii="Times New Roman" w:hAnsi="Times New Roman" w:cs="Times New Roman"/>
+          <w:b/>
+          <w:sz w:val="24"/>
+          <w:szCs w:val="24"/>
+        </w:rPr>
+        <w:t>World Bank Group</w:t>
+      </w:r>
+      <w:r>
+        <w:rPr>
+          <w:rFonts w:ascii="Times New Roman" w:hAnsi="Times New Roman" w:cs="Times New Roman"/>
+          <w:b/>
+          <w:sz w:val="24"/>
+          <w:szCs w:val="24"/>
+        </w:rPr>
+        <w:t xml:space="preserve"> </w:t>
+      </w:r>
+      <w:r>
+        <w:rPr>
+          <w:rFonts w:ascii="Times New Roman" w:hAnsi="Times New Roman" w:cs="Times New Roman"/>
+          <w:b/>
+          <w:sz w:val="24"/>
+          <w:szCs w:val="24"/>
+        </w:rPr>
+        <w:t>1981</w:t>
+      </w:r>
+      <w:r>
+        <w:rPr>
+          <w:rFonts w:ascii="Times New Roman" w:hAnsi="Times New Roman" w:cs="Times New Roman"/>
+          <w:b/>
+          <w:sz w:val="24"/>
+          <w:szCs w:val="24"/>
+        </w:rPr>
+        <w:t>-1986, was born 17 February 1923 in Hamilton, Illinois</w:t>
+      </w:r>
+      <w:r>
+        <w:rPr>
+          <w:rFonts w:ascii="Times New Roman" w:hAnsi="Times New Roman" w:cs="Times New Roman"/>
+          <w:b/>
+          <w:sz w:val="24"/>
+          <w:szCs w:val="24"/>
+        </w:rPr>
+        <w:t>, United States</w:t>
+      </w:r>
+      <w:r>
+        <w:rPr>
+          <w:rFonts w:ascii="Times New Roman" w:hAnsi="Times New Roman" w:cs="Times New Roman"/>
+          <w:b/>
+          <w:sz w:val="24"/>
+          <w:szCs w:val="24"/>
+        </w:rPr>
+        <w:t xml:space="preserve"> and passed away 21 January 2013 in Hillsborough, California.</w:t>
+      </w:r>
+      <w:r>
+        <w:rPr>
+          <w:rFonts w:ascii="Times New Roman" w:hAnsi="Times New Roman" w:cs="Times New Roman"/>
+          <w:b/>
+          <w:sz w:val="24"/>
+          <w:szCs w:val="24"/>
+        </w:rPr>
+        <w:t xml:space="preserve"> </w:t>
+      </w:r>
+      <w:r>
+        <w:rPr>
+          <w:rFonts w:ascii="Times New Roman" w:hAnsi="Times New Roman" w:cs="Times New Roman"/>
+          <w:b/>
+          <w:sz w:val="24"/>
+          <w:szCs w:val="24"/>
+        </w:rPr>
+        <w:t xml:space="preserve">He was the son of </w:t>
+      </w:r>
+      <w:r>
+        <w:rPr>
+          <w:rFonts w:ascii="Times New Roman" w:hAnsi="Times New Roman" w:cs="Times New Roman"/>
+          <w:b/>
+          <w:sz w:val="24"/>
+          <w:szCs w:val="24"/>
+        </w:rPr>
+        <w:t xml:space="preserve">Morton Clausen, </w:t>
+      </w:r>
+      <w:r>
+        <w:rPr>
+          <w:rFonts w:ascii="Times New Roman" w:hAnsi="Times New Roman" w:cs="Times New Roman"/>
+          <w:b/>
+          <w:sz w:val="24"/>
+          <w:szCs w:val="24"/>
+        </w:rPr>
+        <w:t xml:space="preserve">newspaper </w:t>
+      </w:r>
+      <w:r>
+        <w:rPr>
+          <w:rFonts w:ascii="Times New Roman" w:hAnsi="Times New Roman" w:cs="Times New Roman"/>
+          <w:b/>
+          <w:sz w:val="24"/>
+          <w:szCs w:val="24"/>
+        </w:rPr>
+        <w:t>publisher</w:t>
+      </w:r>
+      <w:r>
+        <w:rPr>
+          <w:rFonts w:ascii="Times New Roman" w:hAnsi="Times New Roman" w:cs="Times New Roman"/>
+          <w:b/>
+          <w:sz w:val="24"/>
+          <w:szCs w:val="24"/>
+        </w:rPr>
+        <w:t>,</w:t>
+      </w:r>
+      <w:r>
+        <w:rPr>
+          <w:rFonts w:ascii="Times New Roman" w:hAnsi="Times New Roman" w:cs="Times New Roman"/>
+          <w:b/>
+          <w:sz w:val="24"/>
+          <w:szCs w:val="24"/>
+        </w:rPr>
+        <w:t xml:space="preserve"> and </w:t>
+      </w:r>
+      <w:r>
+        <w:rPr>
+          <w:rFonts w:ascii="Times New Roman" w:hAnsi="Times New Roman" w:cs="Times New Roman"/>
+          <w:b/>
+          <w:sz w:val="24"/>
+          <w:szCs w:val="24"/>
+        </w:rPr>
+        <w:t>Elsi</w:t>
+      </w:r>
+      <w:r>
+        <w:rPr>
+          <w:rFonts w:ascii="Times New Roman" w:hAnsi="Times New Roman" w:cs="Times New Roman"/>
+          <w:b/>
+          <w:sz w:val="24"/>
+          <w:szCs w:val="24"/>
+        </w:rPr>
+        <w:t>e Kroll.</w:t>
+      </w:r>
+      <w:r>
+        <w:rPr>
+          <w:rFonts w:ascii="Times New Roman" w:hAnsi="Times New Roman" w:cs="Times New Roman"/>
+          <w:b/>
+          <w:sz w:val="24"/>
+          <w:szCs w:val="24"/>
+        </w:rPr>
+        <w:t xml:space="preserve"> </w:t>
+      </w:r>
+      <w:r>
+        <w:rPr>
+          <w:rFonts w:ascii="Times New Roman" w:hAnsi="Times New Roman" w:cs="Times New Roman"/>
+          <w:b/>
+          <w:sz w:val="24"/>
+          <w:szCs w:val="24"/>
+        </w:rPr>
+        <w:t xml:space="preserve">On 11 February 1950 he married Mary Margaret </w:t>
+      </w:r>
+      <w:r>
+        <w:rPr>
+          <w:rFonts w:ascii="Times New Roman" w:hAnsi="Times New Roman" w:cs="Times New Roman"/>
+          <w:b/>
+          <w:sz w:val="24"/>
+          <w:szCs w:val="24"/>
+        </w:rPr>
+        <w:t>(Peggy</w:t>
+      </w:r>
+      <w:r>
+        <w:rPr>
+          <w:rFonts w:ascii="Times New Roman" w:hAnsi="Times New Roman" w:cs="Times New Roman"/>
+          <w:b/>
+          <w:sz w:val="24"/>
+          <w:szCs w:val="24"/>
+        </w:rPr>
+        <w:t xml:space="preserve">) </w:t>
+      </w:r>
+      <w:proofErr w:type="spellStart"/>
+      <w:r>
+        <w:rPr>
+          <w:rFonts w:ascii="Times New Roman" w:hAnsi="Times New Roman" w:cs="Times New Roman"/>
+          <w:b/>
+          <w:sz w:val="24"/>
+          <w:szCs w:val="24"/>
+        </w:rPr>
+        <w:t>Crassweller</w:t>
+      </w:r>
+      <w:proofErr w:type="spellEnd"/>
+      <w:r>
+        <w:rPr>
+          <w:rFonts w:ascii="Times New Roman" w:hAnsi="Times New Roman" w:cs="Times New Roman"/>
+          <w:b/>
+          <w:sz w:val="24"/>
+          <w:szCs w:val="24"/>
+        </w:rPr>
+        <w:t xml:space="preserve">, with whom he had two sons. </w:t>
+      </w:r>
+      <w:r>
+        <w:rPr>
+          <w:rFonts w:ascii="Times New Roman" w:hAnsi="Times New Roman" w:cs="Times New Roman"/>
+          <w:b/>
+          <w:sz w:val="24"/>
+          <w:szCs w:val="24"/>
+        </w:rPr>
+        <w:t>After her death on 15 March 2</w:t>
+      </w:r>
+      <w:r>
+        <w:rPr>
+          <w:rFonts w:ascii="Times New Roman" w:hAnsi="Times New Roman" w:cs="Times New Roman"/>
+          <w:b/>
+          <w:sz w:val="24"/>
+          <w:szCs w:val="24"/>
+        </w:rPr>
+        <w:t>001</w:t>
+      </w:r>
+      <w:r>
+        <w:rPr>
+          <w:rFonts w:ascii="Times New Roman" w:hAnsi="Times New Roman" w:cs="Times New Roman"/>
+          <w:b/>
+          <w:sz w:val="24"/>
+          <w:szCs w:val="24"/>
+        </w:rPr>
+        <w:t xml:space="preserve"> he married Helen Higgins</w:t>
+      </w:r>
+      <w:r>
+        <w:rPr>
+          <w:rFonts w:ascii="Times New Roman" w:hAnsi="Times New Roman" w:cs="Times New Roman"/>
+          <w:b/>
+          <w:sz w:val="24"/>
+          <w:szCs w:val="24"/>
+        </w:rPr>
+        <w:t>, his secretary at the Bank of America and the World Bank,</w:t>
+      </w:r>
+      <w:r>
+        <w:rPr>
+          <w:rFonts w:ascii="Times New Roman" w:hAnsi="Times New Roman" w:cs="Times New Roman"/>
+          <w:b/>
+          <w:sz w:val="24"/>
+          <w:szCs w:val="24"/>
+        </w:rPr>
+        <w:t xml:space="preserve"> on 29 September</w:t>
+      </w:r>
+      <w:r>
+        <w:rPr>
+          <w:rFonts w:ascii="Times New Roman" w:hAnsi="Times New Roman" w:cs="Times New Roman"/>
+          <w:b/>
+          <w:sz w:val="24"/>
+          <w:szCs w:val="24"/>
+        </w:rPr>
+        <w:t xml:space="preserve"> 2002.</w:t>
+      </w:r>
+      <w:r>
+        <w:rPr>
+          <w:rFonts w:ascii="Times New Roman" w:hAnsi="Times New Roman" w:cs="Times New Roman"/>
+          <w:b/>
+          <w:sz w:val="24"/>
+          <w:szCs w:val="24"/>
+        </w:rPr>
+        <w:t xml:space="preserve"> </w:t>
       </w:r>
     </w:p>
     <w:p>
@@ -43,13 +365,12 @@
           <w:noProof/>
           <w:sz w:val="24"/>
           <w:szCs w:val="24"/>
-          <w:lang w:eastAsia="nl-NL"/>
         </w:rPr>
         <w:drawing>
-          <wp:inline distT="0" distB="0" distL="0" distR="0" wp14:anchorId="0C777D16" wp14:editId="18388BA4">
-            <wp:extent cx="1778000" cy="2336800"/>
-            <wp:effectExtent l="0" t="0" r="0" b="0"/>
-            <wp:docPr id="2" name="Afbeelding 1" descr="::::::::Desktop:Clausen no feathering.png"/>
+          <wp:inline distT="0" distB="0" distL="0" distR="0" wp14:anchorId="79CA8EC5" wp14:editId="07BB4954">
+            <wp:extent cx="1635308" cy="2529617"/>
+            <wp:effectExtent l="0" t="0" r="3175" b="0"/>
+            <wp:docPr id="1608768008" name="Afbeelding 1"/>
             <wp:cNvGraphicFramePr>
               <a:graphicFrameLocks xmlns:a="http://schemas.openxmlformats.org/drawingml/2006/main" noChangeAspect="1"/>
             </wp:cNvGraphicFramePr>
@@ -57,33 +378,29 @@
               <a:graphicData uri="http://schemas.openxmlformats.org/drawingml/2006/picture">
                 <pic:pic xmlns:pic="http://schemas.openxmlformats.org/drawingml/2006/picture">
                   <pic:nvPicPr>
-                    <pic:cNvPr id="0" name="Picture 1" descr="::::::::Desktop:Clausen no feathering.png"/>
-                    <pic:cNvPicPr>
-                      <a:picLocks noChangeAspect="1" noChangeArrowheads="1"/>
-                    </pic:cNvPicPr>
+                    <pic:cNvPr id="1608768008" name="Afbeelding 1608768008"/>
+                    <pic:cNvPicPr/>
                   </pic:nvPicPr>
-                  <pic:blipFill rotWithShape="1">
-                    <a:blip r:embed="rId6"/>
-                    <a:srcRect l="3975" t="1803" r="3290" b="3401"/>
-                    <a:stretch/>
+                  <pic:blipFill>
+                    <a:blip r:embed="rId6" cstate="print">
+                      <a:extLst>
+                        <a:ext uri="{28A0092B-C50C-407E-A947-70E740481C1C}">
+                          <a14:useLocalDpi xmlns:a14="http://schemas.microsoft.com/office/drawing/2010/main" val="0"/>
+                        </a:ext>
+                      </a:extLst>
+                    </a:blip>
+                    <a:stretch>
+                      <a:fillRect/>
+                    </a:stretch>
                   </pic:blipFill>
-                  <pic:spPr bwMode="auto">
+                  <pic:spPr>
                     <a:xfrm>
                       <a:off x="0" y="0"/>
-                      <a:ext cx="1778476" cy="2337426"/>
+                      <a:ext cx="1660451" cy="2568509"/>
                     </a:xfrm>
                     <a:prstGeom prst="rect">
                       <a:avLst/>
                     </a:prstGeom>
-                    <a:noFill/>
-                    <a:ln>
-                      <a:noFill/>
-                    </a:ln>
-                    <a:extLst>
-                      <a:ext uri="{53640926-AAD7-44D8-BBD7-CCE9431645EC}">
-                        <a14:shadowObscured xmlns:a14="http://schemas.microsoft.com/office/drawing/2010/main"/>
-                      </a:ext>
-                    </a:extLst>
                   </pic:spPr>
                 </pic:pic>
               </a:graphicData>
@@ -111,27 +428,14 @@
         </w:rPr>
         <w:t xml:space="preserve">Source: </w:t>
       </w:r>
-      <w:hyperlink r:id="rId7" w:history="1">
-        <w:r>
-          <w:rPr>
-            <w:rStyle w:val="Hyperlink"/>
-            <w:rFonts w:ascii="Times New Roman" w:hAnsi="Times New Roman" w:cs="Times New Roman"/>
-            <w:color w:val="0000FF"/>
-            <w:sz w:val="24"/>
-            <w:szCs w:val="24"/>
-            <w:u w:val="none"/>
-          </w:rPr>
-          <w:t>http://web.worldbank.org/WBSITE/EXTERNAL/EXTABOUTUS/EXTARCHIVES/0,,contentMDK:20487071~pagePK:36726~piPK:437378~theSitePK:29506,00.html</w:t>
-        </w:r>
-      </w:hyperlink>
-      <w:r>
-        <w:rPr>
-          <w:rFonts w:ascii="Times New Roman" w:hAnsi="Times New Roman" w:cs="Times New Roman"/>
-          <w:color w:val="0000FF"/>
-          <w:sz w:val="24"/>
-          <w:szCs w:val="24"/>
-        </w:rPr>
-        <w:t xml:space="preserve"> </w:t>
+      <w:r>
+        <w:rPr>
+          <w:rFonts w:ascii="Times New Roman" w:hAnsi="Times New Roman" w:cs="Times New Roman"/>
+          <w:sz w:val="24"/>
+          <w:szCs w:val="24"/>
+          <w:lang w:val="en-GB"/>
+        </w:rPr>
+        <w:t>Clausen, Annual Meeting World Bank Group, 24 September 1984, photographer Michele Iannacci</w:t>
       </w:r>
     </w:p>
     <w:p>
@@ -665,25 +969,7 @@
           <w:sz w:val="24"/>
           <w:szCs w:val="24"/>
         </w:rPr>
-        <w:t xml:space="preserve"> </w:t>
-      </w:r>
-      <w:proofErr w:type="spellStart"/>
-      <w:r>
-        <w:rPr>
-          <w:rFonts w:ascii="Times New Roman" w:hAnsi="Times New Roman" w:cs="Times New Roman"/>
-          <w:sz w:val="24"/>
-          <w:szCs w:val="24"/>
-        </w:rPr>
-        <w:t>Crassweller</w:t>
-      </w:r>
-      <w:proofErr w:type="spellEnd"/>
-      <w:r>
-        <w:rPr>
-          <w:rFonts w:ascii="Times New Roman" w:hAnsi="Times New Roman" w:cs="Times New Roman"/>
-          <w:sz w:val="24"/>
-          <w:szCs w:val="24"/>
-        </w:rPr>
-        <w:t>, the sister of a former classmate, who had moved to California.</w:t>
+        <w:t xml:space="preserve"> Crassweller, the sister of a former classmate, who had moved to California.</w:t>
       </w:r>
       <w:r>
         <w:rPr>
@@ -3413,33 +3699,15 @@
           <w:sz w:val="24"/>
           <w:szCs w:val="24"/>
         </w:rPr>
-        <w:t xml:space="preserve">, according to Mahbub </w:t>
-      </w:r>
-      <w:proofErr w:type="spellStart"/>
-      <w:r>
-        <w:rPr>
-          <w:rFonts w:ascii="Times New Roman" w:hAnsi="Times New Roman" w:cs="Times New Roman"/>
-          <w:sz w:val="24"/>
-          <w:szCs w:val="24"/>
-        </w:rPr>
-        <w:t>U</w:t>
-      </w:r>
-      <w:r>
-        <w:rPr>
-          <w:rFonts w:ascii="Times New Roman" w:hAnsi="Times New Roman" w:cs="Times New Roman"/>
-          <w:sz w:val="24"/>
-          <w:szCs w:val="24"/>
-        </w:rPr>
-        <w:t>l</w:t>
-      </w:r>
-      <w:proofErr w:type="spellEnd"/>
-      <w:r>
-        <w:rPr>
-          <w:rFonts w:ascii="Times New Roman" w:hAnsi="Times New Roman" w:cs="Times New Roman"/>
-          <w:sz w:val="24"/>
-          <w:szCs w:val="24"/>
-        </w:rPr>
-        <w:t xml:space="preserve"> Haq, </w:t>
+        <w:t>, according to Mahbub U</w:t>
+      </w:r>
+      <w:r>
+        <w:rPr>
+          <w:rFonts w:ascii="Times New Roman" w:hAnsi="Times New Roman" w:cs="Times New Roman"/>
+          <w:sz w:val="24"/>
+          <w:szCs w:val="24"/>
+        </w:rPr>
+        <w:t xml:space="preserve">l Haq, </w:t>
       </w:r>
       <w:r>
         <w:rPr>
@@ -4773,18 +5041,8 @@
           <w:sz w:val="24"/>
           <w:szCs w:val="24"/>
         </w:rPr>
-        <w:t xml:space="preserve">Presidents, Ernest Stern and </w:t>
-      </w:r>
-      <w:proofErr w:type="spellStart"/>
-      <w:r>
-        <w:rPr>
-          <w:rFonts w:ascii="Times New Roman" w:hAnsi="Times New Roman" w:cs="Times New Roman"/>
-          <w:sz w:val="24"/>
-          <w:szCs w:val="24"/>
-        </w:rPr>
-        <w:t>Moeen</w:t>
-      </w:r>
-      <w:proofErr w:type="spellEnd"/>
+        <w:t>Presidents, Ernest Stern and Moeen</w:t>
+      </w:r>
       <w:r>
         <w:rPr>
           <w:rFonts w:ascii="Times New Roman" w:hAnsi="Times New Roman" w:cs="Times New Roman"/>
@@ -6770,23 +7028,13 @@
         </w:rPr>
         <w:t xml:space="preserve">his successor Barber B. </w:t>
       </w:r>
-      <w:proofErr w:type="spellStart"/>
-      <w:r>
-        <w:rPr>
-          <w:rFonts w:ascii="Times New Roman" w:hAnsi="Times New Roman" w:cs="Times New Roman"/>
-          <w:sz w:val="24"/>
-          <w:szCs w:val="24"/>
-        </w:rPr>
-        <w:t>Conable</w:t>
-      </w:r>
-      <w:proofErr w:type="spellEnd"/>
-      <w:r>
-        <w:rPr>
-          <w:rFonts w:ascii="Times New Roman" w:hAnsi="Times New Roman" w:cs="Times New Roman"/>
-          <w:sz w:val="24"/>
-          <w:szCs w:val="24"/>
-        </w:rPr>
-        <w:t xml:space="preserve"> </w:t>
+      <w:r>
+        <w:rPr>
+          <w:rFonts w:ascii="Times New Roman" w:hAnsi="Times New Roman" w:cs="Times New Roman"/>
+          <w:sz w:val="24"/>
+          <w:szCs w:val="24"/>
+        </w:rPr>
+        <w:t xml:space="preserve">Conable </w:t>
       </w:r>
       <w:r>
         <w:rPr>
@@ -6818,25 +7066,7 @@
           <w:sz w:val="24"/>
           <w:szCs w:val="24"/>
         </w:rPr>
-        <w:t xml:space="preserve">onds for the </w:t>
-      </w:r>
-      <w:proofErr w:type="spellStart"/>
-      <w:r>
-        <w:rPr>
-          <w:rFonts w:ascii="Times New Roman" w:hAnsi="Times New Roman" w:cs="Times New Roman"/>
-          <w:sz w:val="24"/>
-          <w:szCs w:val="24"/>
-        </w:rPr>
-        <w:t>Conable</w:t>
-      </w:r>
-      <w:proofErr w:type="spellEnd"/>
-      <w:r>
-        <w:rPr>
-          <w:rFonts w:ascii="Times New Roman" w:hAnsi="Times New Roman" w:cs="Times New Roman"/>
-          <w:sz w:val="24"/>
-          <w:szCs w:val="24"/>
-        </w:rPr>
-        <w:t xml:space="preserve"> Presidency,</w:t>
+        <w:t>onds for the Conable Presidency,</w:t>
       </w:r>
       <w:r>
         <w:rPr>
@@ -8018,25 +8248,7 @@
           <w:sz w:val="24"/>
           <w:szCs w:val="24"/>
         </w:rPr>
-        <w:t xml:space="preserve">D8; D. </w:t>
-      </w:r>
-      <w:proofErr w:type="spellStart"/>
-      <w:r>
-        <w:rPr>
-          <w:rFonts w:ascii="Times New Roman" w:hAnsi="Times New Roman" w:cs="Times New Roman"/>
-          <w:sz w:val="24"/>
-          <w:szCs w:val="24"/>
-        </w:rPr>
-        <w:t>Hughs</w:t>
-      </w:r>
-      <w:proofErr w:type="spellEnd"/>
-      <w:r>
-        <w:rPr>
-          <w:rFonts w:ascii="Times New Roman" w:hAnsi="Times New Roman" w:cs="Times New Roman"/>
-          <w:sz w:val="24"/>
-          <w:szCs w:val="24"/>
-        </w:rPr>
-        <w:t xml:space="preserve">-Evans, ‘Dedication to A.W. Clausen’ in </w:t>
+        <w:t xml:space="preserve">D8; D. Hughs-Evans, ‘Dedication to A.W. Clausen’ in </w:t>
       </w:r>
       <w:r>
         <w:rPr>
@@ -8360,7 +8572,57 @@
           <w:sz w:val="24"/>
           <w:szCs w:val="24"/>
         </w:rPr>
-        <w:t xml:space="preserve">, 10 July 1986, 19; B. Sing and J.M. Broder, ‘Clausen Praised, Criticized for </w:t>
+        <w:t xml:space="preserve">, 10 July 1986, 19; B. Sing and J.M. Broder, ‘Clausen Praised, Criticized for BofA Role’ in </w:t>
+      </w:r>
+      <w:r>
+        <w:rPr>
+          <w:rFonts w:ascii="Times New Roman" w:hAnsi="Times New Roman" w:cs="Times New Roman"/>
+          <w:i/>
+          <w:sz w:val="24"/>
+          <w:szCs w:val="24"/>
+        </w:rPr>
+        <w:t>Los Angeles Times</w:t>
+      </w:r>
+      <w:r>
+        <w:rPr>
+          <w:rFonts w:ascii="Times New Roman" w:hAnsi="Times New Roman" w:cs="Times New Roman"/>
+          <w:sz w:val="24"/>
+          <w:szCs w:val="24"/>
+        </w:rPr>
+        <w:t xml:space="preserve">, </w:t>
+      </w:r>
+      <w:r>
+        <w:rPr>
+          <w:rFonts w:ascii="Times New Roman" w:hAnsi="Times New Roman" w:cs="Times New Roman"/>
+          <w:sz w:val="24"/>
+          <w:szCs w:val="24"/>
+        </w:rPr>
+        <w:t xml:space="preserve">11 October 1986, 25; A. Pollack, ‘BankAmerica Recalling Clausen, Gone 5 Years, as Chief Executive: Clausen Is Recalled to Helm’ in </w:t>
+      </w:r>
+      <w:r>
+        <w:rPr>
+          <w:rFonts w:ascii="Times New Roman" w:hAnsi="Times New Roman" w:cs="Times New Roman"/>
+          <w:i/>
+          <w:sz w:val="24"/>
+          <w:szCs w:val="24"/>
+        </w:rPr>
+        <w:t>The New York Times</w:t>
+      </w:r>
+      <w:r>
+        <w:rPr>
+          <w:rFonts w:ascii="Times New Roman" w:hAnsi="Times New Roman" w:cs="Times New Roman"/>
+          <w:sz w:val="24"/>
+          <w:szCs w:val="24"/>
+        </w:rPr>
+        <w:t xml:space="preserve">, 13 October 1986, A1, </w:t>
+      </w:r>
+      <w:r>
+        <w:rPr>
+          <w:rFonts w:ascii="Times New Roman" w:hAnsi="Times New Roman" w:cs="Times New Roman"/>
+          <w:sz w:val="24"/>
+          <w:szCs w:val="24"/>
+        </w:rPr>
+        <w:t xml:space="preserve">D3; V.F. </w:t>
       </w:r>
       <w:proofErr w:type="spellStart"/>
       <w:r>
@@ -8369,7 +8631,7 @@
           <w:sz w:val="24"/>
           <w:szCs w:val="24"/>
         </w:rPr>
-        <w:t>BofA</w:t>
+        <w:t>Zonana</w:t>
       </w:r>
       <w:proofErr w:type="spellEnd"/>
       <w:r>
@@ -8378,7 +8640,31 @@
           <w:sz w:val="24"/>
           <w:szCs w:val="24"/>
         </w:rPr>
-        <w:t xml:space="preserve"> Role’ in </w:t>
+        <w:t xml:space="preserve">, ‘BankAmerica Head Faces a Financial House Divided: </w:t>
+      </w:r>
+      <w:r>
+        <w:rPr>
+          <w:rFonts w:ascii="Times New Roman" w:hAnsi="Times New Roman" w:cs="Times New Roman"/>
+          <w:sz w:val="24"/>
+          <w:szCs w:val="24"/>
+        </w:rPr>
+        <w:t>Clausen</w:t>
+      </w:r>
+      <w:r>
+        <w:rPr>
+          <w:rFonts w:ascii="Times New Roman" w:hAnsi="Times New Roman" w:cs="Times New Roman"/>
+          <w:sz w:val="24"/>
+          <w:szCs w:val="24"/>
+        </w:rPr>
+        <w:t>: Management C</w:t>
+      </w:r>
+      <w:r>
+        <w:rPr>
+          <w:rFonts w:ascii="Times New Roman" w:hAnsi="Times New Roman" w:cs="Times New Roman"/>
+          <w:sz w:val="24"/>
+          <w:szCs w:val="24"/>
+        </w:rPr>
+        <w:t xml:space="preserve">hallenge for Bank Chief’ in </w:t>
       </w:r>
       <w:r>
         <w:rPr>
@@ -8395,40 +8681,404 @@
           <w:sz w:val="24"/>
           <w:szCs w:val="24"/>
         </w:rPr>
+        <w:t>, 14 October</w:t>
+      </w:r>
+      <w:r>
+        <w:rPr>
+          <w:rFonts w:ascii="Times New Roman" w:hAnsi="Times New Roman" w:cs="Times New Roman"/>
+          <w:sz w:val="24"/>
+          <w:szCs w:val="24"/>
+        </w:rPr>
+        <w:t xml:space="preserve"> </w:t>
+      </w:r>
+      <w:r>
+        <w:rPr>
+          <w:rFonts w:ascii="Times New Roman" w:hAnsi="Times New Roman" w:cs="Times New Roman"/>
+          <w:sz w:val="24"/>
+          <w:szCs w:val="24"/>
+        </w:rPr>
+        <w:t>1986,</w:t>
+      </w:r>
+      <w:r>
+        <w:rPr>
+          <w:rFonts w:ascii="Times New Roman" w:hAnsi="Times New Roman" w:cs="Times New Roman"/>
+          <w:sz w:val="24"/>
+          <w:szCs w:val="24"/>
+        </w:rPr>
+        <w:t xml:space="preserve"> </w:t>
+      </w:r>
+      <w:r>
+        <w:rPr>
+          <w:rFonts w:ascii="Times New Roman" w:hAnsi="Times New Roman" w:cs="Times New Roman"/>
+          <w:sz w:val="24"/>
+          <w:szCs w:val="24"/>
+        </w:rPr>
+        <w:t xml:space="preserve">A12, </w:t>
+      </w:r>
+      <w:r>
+        <w:rPr>
+          <w:rFonts w:ascii="Times New Roman" w:hAnsi="Times New Roman" w:cs="Times New Roman"/>
+          <w:sz w:val="24"/>
+          <w:szCs w:val="24"/>
+        </w:rPr>
+        <w:t>A19; R.J. Cole, ‘Clausen Bars Bid by Int</w:t>
+      </w:r>
+      <w:r>
+        <w:rPr>
+          <w:rFonts w:ascii="Times New Roman" w:hAnsi="Times New Roman" w:cs="Times New Roman"/>
+          <w:sz w:val="24"/>
+          <w:szCs w:val="24"/>
+        </w:rPr>
+        <w:t>erstate</w:t>
+      </w:r>
+      <w:r>
+        <w:rPr>
+          <w:rFonts w:ascii="Times New Roman" w:hAnsi="Times New Roman" w:cs="Times New Roman"/>
+          <w:sz w:val="24"/>
+          <w:szCs w:val="24"/>
+        </w:rPr>
+        <w:t xml:space="preserve">’ in </w:t>
+      </w:r>
+      <w:r>
+        <w:rPr>
+          <w:rFonts w:ascii="Times New Roman" w:hAnsi="Times New Roman" w:cs="Times New Roman"/>
+          <w:i/>
+          <w:sz w:val="24"/>
+          <w:szCs w:val="24"/>
+        </w:rPr>
+        <w:t>The New York Times</w:t>
+      </w:r>
+      <w:r>
+        <w:rPr>
+          <w:rFonts w:ascii="Times New Roman" w:hAnsi="Times New Roman" w:cs="Times New Roman"/>
+          <w:sz w:val="24"/>
+          <w:szCs w:val="24"/>
+        </w:rPr>
+        <w:t xml:space="preserve">, 15 October 1986: D1, </w:t>
+      </w:r>
+      <w:r>
+        <w:rPr>
+          <w:rFonts w:ascii="Times New Roman" w:hAnsi="Times New Roman" w:cs="Times New Roman"/>
+          <w:sz w:val="24"/>
+          <w:szCs w:val="24"/>
+        </w:rPr>
+        <w:t>D21; M. Pott</w:t>
+      </w:r>
+      <w:r>
+        <w:rPr>
+          <w:rFonts w:ascii="Times New Roman" w:hAnsi="Times New Roman" w:cs="Times New Roman"/>
+          <w:sz w:val="24"/>
+          <w:szCs w:val="24"/>
+        </w:rPr>
+        <w:t>s, ‘Clausen Plans Retrenchment a</w:t>
+      </w:r>
+      <w:r>
+        <w:rPr>
+          <w:rFonts w:ascii="Times New Roman" w:hAnsi="Times New Roman" w:cs="Times New Roman"/>
+          <w:sz w:val="24"/>
+          <w:szCs w:val="24"/>
+        </w:rPr>
+        <w:t xml:space="preserve">t Beleaguered BankAmerica’ in </w:t>
+      </w:r>
+      <w:r>
+        <w:rPr>
+          <w:rFonts w:ascii="Times New Roman" w:hAnsi="Times New Roman" w:cs="Times New Roman"/>
+          <w:i/>
+          <w:sz w:val="24"/>
+          <w:szCs w:val="24"/>
+        </w:rPr>
+        <w:t>The Washington Post</w:t>
+      </w:r>
+      <w:r>
+        <w:rPr>
+          <w:rFonts w:ascii="Times New Roman" w:hAnsi="Times New Roman" w:cs="Times New Roman"/>
+          <w:sz w:val="24"/>
+          <w:szCs w:val="24"/>
+        </w:rPr>
+        <w:t xml:space="preserve">, 16 October 1986, E3; R.J. Samuelson, ‘Banking on Clausen: BankAmerica Tale Takes Bizarre Turn’ in </w:t>
+      </w:r>
+      <w:r>
+        <w:rPr>
+          <w:rFonts w:ascii="Times New Roman" w:hAnsi="Times New Roman" w:cs="Times New Roman"/>
+          <w:i/>
+          <w:sz w:val="24"/>
+          <w:szCs w:val="24"/>
+        </w:rPr>
+        <w:t>The Washington Post</w:t>
+      </w:r>
+      <w:r>
+        <w:rPr>
+          <w:rFonts w:ascii="Times New Roman" w:hAnsi="Times New Roman" w:cs="Times New Roman"/>
+          <w:sz w:val="24"/>
+          <w:szCs w:val="24"/>
+        </w:rPr>
+        <w:t>, 22 October 1986, G1-</w:t>
+      </w:r>
+      <w:r>
+        <w:rPr>
+          <w:rFonts w:ascii="Times New Roman" w:hAnsi="Times New Roman" w:cs="Times New Roman"/>
+          <w:sz w:val="24"/>
+          <w:szCs w:val="24"/>
+        </w:rPr>
+        <w:t>G2; A. Pollack, ‘Clausen Still Predict</w:t>
+      </w:r>
+      <w:r>
+        <w:rPr>
+          <w:rFonts w:ascii="Times New Roman" w:hAnsi="Times New Roman" w:cs="Times New Roman"/>
+          <w:sz w:val="24"/>
+          <w:szCs w:val="24"/>
+        </w:rPr>
+        <w:t>s a Profit</w:t>
+      </w:r>
+      <w:r>
+        <w:rPr>
+          <w:rFonts w:ascii="Times New Roman" w:hAnsi="Times New Roman" w:cs="Times New Roman"/>
+          <w:sz w:val="24"/>
+          <w:szCs w:val="24"/>
+        </w:rPr>
+        <w:t xml:space="preserve">’ in </w:t>
+      </w:r>
+      <w:r>
+        <w:rPr>
+          <w:rFonts w:ascii="Times New Roman" w:hAnsi="Times New Roman" w:cs="Times New Roman"/>
+          <w:i/>
+          <w:sz w:val="24"/>
+          <w:szCs w:val="24"/>
+        </w:rPr>
+        <w:t>The New York Times</w:t>
+      </w:r>
+      <w:r>
+        <w:rPr>
+          <w:rFonts w:ascii="Times New Roman" w:hAnsi="Times New Roman" w:cs="Times New Roman"/>
+          <w:sz w:val="24"/>
+          <w:szCs w:val="24"/>
+        </w:rPr>
+        <w:t>,</w:t>
+      </w:r>
+      <w:r>
+        <w:rPr>
+          <w:rFonts w:ascii="Times New Roman" w:hAnsi="Times New Roman" w:cs="Times New Roman"/>
+          <w:sz w:val="24"/>
+          <w:szCs w:val="24"/>
+        </w:rPr>
+        <w:t xml:space="preserve"> 22 May 1987, D1-</w:t>
+      </w:r>
+      <w:r>
+        <w:rPr>
+          <w:rFonts w:ascii="Times New Roman" w:hAnsi="Times New Roman" w:cs="Times New Roman"/>
+          <w:sz w:val="24"/>
+          <w:szCs w:val="24"/>
+        </w:rPr>
+        <w:t>D2</w:t>
+      </w:r>
+      <w:r>
+        <w:rPr>
+          <w:rFonts w:ascii="Times New Roman" w:hAnsi="Times New Roman" w:cs="Times New Roman"/>
+          <w:sz w:val="24"/>
+          <w:szCs w:val="24"/>
+        </w:rPr>
+        <w:t>; W. Mead, ‘The Bank of America’</w:t>
+      </w:r>
+      <w:r>
+        <w:rPr>
+          <w:rFonts w:ascii="Times New Roman" w:hAnsi="Times New Roman" w:cs="Times New Roman"/>
+          <w:sz w:val="24"/>
+          <w:szCs w:val="24"/>
+        </w:rPr>
+        <w:t xml:space="preserve">s Clausen: When a Golden Boy Lost His Gleam’ in </w:t>
+      </w:r>
+      <w:r>
+        <w:rPr>
+          <w:rFonts w:ascii="Times New Roman" w:hAnsi="Times New Roman" w:cs="Times New Roman"/>
+          <w:i/>
+          <w:sz w:val="24"/>
+          <w:szCs w:val="24"/>
+        </w:rPr>
+        <w:t>Los Angeles Times</w:t>
+      </w:r>
+      <w:r>
+        <w:rPr>
+          <w:rFonts w:ascii="Times New Roman" w:hAnsi="Times New Roman" w:cs="Times New Roman"/>
+          <w:sz w:val="24"/>
+          <w:szCs w:val="24"/>
+        </w:rPr>
+        <w:t>, 4 October 1987, E1-</w:t>
+      </w:r>
+      <w:r>
+        <w:rPr>
+          <w:rFonts w:ascii="Times New Roman" w:hAnsi="Times New Roman" w:cs="Times New Roman"/>
+          <w:sz w:val="24"/>
+          <w:szCs w:val="24"/>
+        </w:rPr>
+        <w:t xml:space="preserve">E2; J. Bates, ‘A.W. Clausen’ in </w:t>
+      </w:r>
+      <w:r>
+        <w:rPr>
+          <w:rFonts w:ascii="Times New Roman" w:hAnsi="Times New Roman" w:cs="Times New Roman"/>
+          <w:i/>
+          <w:sz w:val="24"/>
+          <w:szCs w:val="24"/>
+        </w:rPr>
+        <w:t>Los Angeles Times</w:t>
+      </w:r>
+      <w:r>
+        <w:rPr>
+          <w:rFonts w:ascii="Times New Roman" w:hAnsi="Times New Roman" w:cs="Times New Roman"/>
+          <w:sz w:val="24"/>
+          <w:szCs w:val="24"/>
+        </w:rPr>
+        <w:t xml:space="preserve">, 1 January 1990, D5; D. </w:t>
+      </w:r>
+      <w:proofErr w:type="spellStart"/>
+      <w:r>
+        <w:rPr>
+          <w:rFonts w:ascii="Times New Roman" w:hAnsi="Times New Roman" w:cs="Times New Roman"/>
+          <w:sz w:val="24"/>
+          <w:szCs w:val="24"/>
+        </w:rPr>
+        <w:t>Milobsky</w:t>
+      </w:r>
+      <w:proofErr w:type="spellEnd"/>
+      <w:r>
+        <w:rPr>
+          <w:rFonts w:ascii="Times New Roman" w:hAnsi="Times New Roman" w:cs="Times New Roman"/>
+          <w:sz w:val="24"/>
+          <w:szCs w:val="24"/>
+        </w:rPr>
+        <w:t xml:space="preserve"> and L. Galambos, ‘The McNamara Bank and Its Legacy, 1968-1987’</w:t>
+      </w:r>
+      <w:r>
+        <w:rPr>
+          <w:rFonts w:ascii="Times New Roman" w:hAnsi="Times New Roman" w:cs="Times New Roman"/>
+          <w:sz w:val="24"/>
+          <w:szCs w:val="24"/>
+        </w:rPr>
+        <w:t xml:space="preserve"> </w:t>
+      </w:r>
+      <w:r>
+        <w:rPr>
+          <w:rFonts w:ascii="Times New Roman" w:hAnsi="Times New Roman" w:cs="Times New Roman"/>
+          <w:sz w:val="24"/>
+          <w:szCs w:val="24"/>
+        </w:rPr>
+        <w:t xml:space="preserve">in </w:t>
+      </w:r>
+      <w:r>
+        <w:rPr>
+          <w:rFonts w:ascii="Times New Roman" w:hAnsi="Times New Roman" w:cs="Times New Roman"/>
+          <w:i/>
+          <w:sz w:val="24"/>
+          <w:szCs w:val="24"/>
+        </w:rPr>
+        <w:t>Business and Economic History</w:t>
+      </w:r>
+      <w:r>
+        <w:rPr>
+          <w:rFonts w:ascii="Times New Roman" w:hAnsi="Times New Roman" w:cs="Times New Roman"/>
+          <w:sz w:val="24"/>
+          <w:szCs w:val="24"/>
+        </w:rPr>
+        <w:t>, 24/2, Winter 1995, 167-195; D.</w:t>
+      </w:r>
+      <w:r>
+        <w:rPr>
+          <w:rFonts w:ascii="Times New Roman" w:hAnsi="Times New Roman" w:cs="Times New Roman"/>
+          <w:sz w:val="24"/>
+          <w:szCs w:val="24"/>
+        </w:rPr>
+        <w:t xml:space="preserve"> Kapur, J.P. Lewis and R. Webb (Ed</w:t>
+      </w:r>
+      <w:r>
+        <w:rPr>
+          <w:rFonts w:ascii="Times New Roman" w:hAnsi="Times New Roman" w:cs="Times New Roman"/>
+          <w:sz w:val="24"/>
+          <w:szCs w:val="24"/>
+        </w:rPr>
+        <w:t>s</w:t>
+      </w:r>
+      <w:r>
+        <w:rPr>
+          <w:rFonts w:ascii="Times New Roman" w:hAnsi="Times New Roman" w:cs="Times New Roman"/>
+          <w:sz w:val="24"/>
+          <w:szCs w:val="24"/>
+        </w:rPr>
+        <w:t>)</w:t>
+      </w:r>
+      <w:r>
+        <w:rPr>
+          <w:rFonts w:ascii="Times New Roman" w:hAnsi="Times New Roman" w:cs="Times New Roman"/>
+          <w:sz w:val="24"/>
+          <w:szCs w:val="24"/>
+        </w:rPr>
         <w:t xml:space="preserve">, </w:t>
       </w:r>
       <w:r>
         <w:rPr>
           <w:rFonts w:ascii="Times New Roman" w:hAnsi="Times New Roman" w:cs="Times New Roman"/>
-          <w:sz w:val="24"/>
-          <w:szCs w:val="24"/>
-        </w:rPr>
-        <w:t xml:space="preserve">11 October 1986, 25; A. Pollack, ‘BankAmerica Recalling Clausen, Gone 5 Years, as Chief Executive: Clausen Is Recalled to Helm’ in </w:t>
-      </w:r>
-      <w:r>
-        <w:rPr>
-          <w:rFonts w:ascii="Times New Roman" w:hAnsi="Times New Roman" w:cs="Times New Roman"/>
           <w:i/>
           <w:sz w:val="24"/>
           <w:szCs w:val="24"/>
         </w:rPr>
-        <w:t>The New York Times</w:t>
-      </w:r>
-      <w:r>
-        <w:rPr>
-          <w:rFonts w:ascii="Times New Roman" w:hAnsi="Times New Roman" w:cs="Times New Roman"/>
-          <w:sz w:val="24"/>
-          <w:szCs w:val="24"/>
-        </w:rPr>
-        <w:t xml:space="preserve">, 13 October 1986, A1, </w:t>
-      </w:r>
-      <w:r>
-        <w:rPr>
-          <w:rFonts w:ascii="Times New Roman" w:hAnsi="Times New Roman" w:cs="Times New Roman"/>
-          <w:sz w:val="24"/>
-          <w:szCs w:val="24"/>
-        </w:rPr>
-        <w:t xml:space="preserve">D3; V.F. </w:t>
+        <w:t>The World Bank: Its First Century, Volume 1 History</w:t>
+      </w:r>
+      <w:r>
+        <w:rPr>
+          <w:rFonts w:ascii="Times New Roman" w:hAnsi="Times New Roman" w:cs="Times New Roman"/>
+          <w:sz w:val="24"/>
+          <w:szCs w:val="24"/>
+        </w:rPr>
+        <w:t>, Washington DC</w:t>
+      </w:r>
+      <w:r>
+        <w:rPr>
+          <w:rFonts w:ascii="Times New Roman" w:hAnsi="Times New Roman" w:cs="Times New Roman"/>
+          <w:sz w:val="24"/>
+          <w:szCs w:val="24"/>
+        </w:rPr>
+        <w:t xml:space="preserve"> 1997, </w:t>
+      </w:r>
+      <w:r>
+        <w:rPr>
+          <w:rFonts w:ascii="Times New Roman" w:hAnsi="Times New Roman" w:cs="Times New Roman"/>
+          <w:i/>
+          <w:sz w:val="24"/>
+          <w:szCs w:val="24"/>
+        </w:rPr>
+        <w:t>Volume 2</w:t>
+      </w:r>
+      <w:r>
+        <w:rPr>
+          <w:rFonts w:ascii="Times New Roman" w:hAnsi="Times New Roman" w:cs="Times New Roman"/>
+          <w:i/>
+          <w:sz w:val="24"/>
+          <w:szCs w:val="24"/>
+        </w:rPr>
+        <w:t xml:space="preserve"> </w:t>
+      </w:r>
+      <w:r>
+        <w:rPr>
+          <w:rFonts w:ascii="Times New Roman" w:hAnsi="Times New Roman" w:cs="Times New Roman"/>
+          <w:i/>
+          <w:sz w:val="24"/>
+          <w:szCs w:val="24"/>
+        </w:rPr>
+        <w:t>Perspectives</w:t>
+      </w:r>
+      <w:r>
+        <w:rPr>
+          <w:rFonts w:ascii="Times New Roman" w:hAnsi="Times New Roman" w:cs="Times New Roman"/>
+          <w:sz w:val="24"/>
+          <w:szCs w:val="24"/>
+        </w:rPr>
+        <w:t>, Washington DC</w:t>
+      </w:r>
+      <w:r>
+        <w:rPr>
+          <w:rFonts w:ascii="Times New Roman" w:hAnsi="Times New Roman" w:cs="Times New Roman"/>
+          <w:sz w:val="24"/>
+          <w:szCs w:val="24"/>
+        </w:rPr>
+        <w:t xml:space="preserve"> 1997; ‘Clausen, A(</w:t>
       </w:r>
       <w:proofErr w:type="spellStart"/>
       <w:r>
@@ -8437,7 +9087,7 @@
           <w:sz w:val="24"/>
           <w:szCs w:val="24"/>
         </w:rPr>
-        <w:t>Zonana</w:t>
+        <w:t>lden</w:t>
       </w:r>
       <w:proofErr w:type="spellEnd"/>
       <w:r>
@@ -8446,31 +9096,33 @@
           <w:sz w:val="24"/>
           <w:szCs w:val="24"/>
         </w:rPr>
-        <w:t xml:space="preserve">, ‘BankAmerica Head Faces a Financial House Divided: </w:t>
-      </w:r>
-      <w:r>
-        <w:rPr>
-          <w:rFonts w:ascii="Times New Roman" w:hAnsi="Times New Roman" w:cs="Times New Roman"/>
-          <w:sz w:val="24"/>
-          <w:szCs w:val="24"/>
-        </w:rPr>
-        <w:t>Clausen</w:t>
-      </w:r>
-      <w:r>
-        <w:rPr>
-          <w:rFonts w:ascii="Times New Roman" w:hAnsi="Times New Roman" w:cs="Times New Roman"/>
-          <w:sz w:val="24"/>
-          <w:szCs w:val="24"/>
-        </w:rPr>
-        <w:t>: Management C</w:t>
-      </w:r>
-      <w:r>
-        <w:rPr>
-          <w:rFonts w:ascii="Times New Roman" w:hAnsi="Times New Roman" w:cs="Times New Roman"/>
-          <w:sz w:val="24"/>
-          <w:szCs w:val="24"/>
-        </w:rPr>
-        <w:t xml:space="preserve">hallenge for Bank Chief’ in </w:t>
+        <w:t>) W(</w:t>
+      </w:r>
+      <w:proofErr w:type="spellStart"/>
+      <w:r>
+        <w:rPr>
+          <w:rFonts w:ascii="Times New Roman" w:hAnsi="Times New Roman" w:cs="Times New Roman"/>
+          <w:sz w:val="24"/>
+          <w:szCs w:val="24"/>
+        </w:rPr>
+        <w:t>inship</w:t>
+      </w:r>
+      <w:proofErr w:type="spellEnd"/>
+      <w:r>
+        <w:rPr>
+          <w:rFonts w:ascii="Times New Roman" w:hAnsi="Times New Roman" w:cs="Times New Roman"/>
+          <w:sz w:val="24"/>
+          <w:szCs w:val="24"/>
+        </w:rPr>
+        <w:t>)</w:t>
+      </w:r>
+      <w:r>
+        <w:rPr>
+          <w:rFonts w:ascii="Times New Roman" w:hAnsi="Times New Roman" w:cs="Times New Roman"/>
+          <w:sz w:val="24"/>
+          <w:szCs w:val="24"/>
+        </w:rPr>
+        <w:t xml:space="preserve">’ in </w:t>
       </w:r>
       <w:r>
         <w:rPr>
@@ -8479,6 +9131,47 @@
           <w:sz w:val="24"/>
           <w:szCs w:val="24"/>
         </w:rPr>
+        <w:t>Current Biography, 1981</w:t>
+      </w:r>
+      <w:r>
+        <w:rPr>
+          <w:rFonts w:ascii="Times New Roman" w:hAnsi="Times New Roman" w:cs="Times New Roman"/>
+          <w:sz w:val="24"/>
+          <w:szCs w:val="24"/>
+        </w:rPr>
+        <w:t xml:space="preserve">, </w:t>
+      </w:r>
+      <w:r>
+        <w:rPr>
+          <w:rFonts w:ascii="Times New Roman" w:hAnsi="Times New Roman" w:cs="Times New Roman"/>
+          <w:sz w:val="24"/>
+          <w:szCs w:val="24"/>
+        </w:rPr>
+        <w:t xml:space="preserve">New York 1981, </w:t>
+      </w:r>
+      <w:r>
+        <w:rPr>
+          <w:rFonts w:ascii="Times New Roman" w:hAnsi="Times New Roman" w:cs="Times New Roman"/>
+          <w:sz w:val="24"/>
+          <w:szCs w:val="24"/>
+        </w:rPr>
+        <w:t>79-82; B. Sing and J.M. Broder, ‘Clausen Praised, C</w:t>
+      </w:r>
+      <w:r>
+        <w:rPr>
+          <w:rFonts w:ascii="Times New Roman" w:hAnsi="Times New Roman" w:cs="Times New Roman"/>
+          <w:sz w:val="24"/>
+          <w:szCs w:val="24"/>
+        </w:rPr>
+        <w:t xml:space="preserve">riticized for BofA Role’ in </w:t>
+      </w:r>
+      <w:r>
+        <w:rPr>
+          <w:rFonts w:ascii="Times New Roman" w:hAnsi="Times New Roman" w:cs="Times New Roman"/>
+          <w:i/>
+          <w:sz w:val="24"/>
+          <w:szCs w:val="24"/>
+        </w:rPr>
         <w:t>Los Angeles Times</w:t>
       </w:r>
       <w:r>
@@ -8487,63 +9180,7 @@
           <w:sz w:val="24"/>
           <w:szCs w:val="24"/>
         </w:rPr>
-        <w:t>, 14 October</w:t>
-      </w:r>
-      <w:r>
-        <w:rPr>
-          <w:rFonts w:ascii="Times New Roman" w:hAnsi="Times New Roman" w:cs="Times New Roman"/>
-          <w:sz w:val="24"/>
-          <w:szCs w:val="24"/>
-        </w:rPr>
-        <w:t xml:space="preserve"> </w:t>
-      </w:r>
-      <w:r>
-        <w:rPr>
-          <w:rFonts w:ascii="Times New Roman" w:hAnsi="Times New Roman" w:cs="Times New Roman"/>
-          <w:sz w:val="24"/>
-          <w:szCs w:val="24"/>
-        </w:rPr>
-        <w:t>1986,</w:t>
-      </w:r>
-      <w:r>
-        <w:rPr>
-          <w:rFonts w:ascii="Times New Roman" w:hAnsi="Times New Roman" w:cs="Times New Roman"/>
-          <w:sz w:val="24"/>
-          <w:szCs w:val="24"/>
-        </w:rPr>
-        <w:t xml:space="preserve"> </w:t>
-      </w:r>
-      <w:r>
-        <w:rPr>
-          <w:rFonts w:ascii="Times New Roman" w:hAnsi="Times New Roman" w:cs="Times New Roman"/>
-          <w:sz w:val="24"/>
-          <w:szCs w:val="24"/>
-        </w:rPr>
-        <w:t xml:space="preserve">A12, </w:t>
-      </w:r>
-      <w:r>
-        <w:rPr>
-          <w:rFonts w:ascii="Times New Roman" w:hAnsi="Times New Roman" w:cs="Times New Roman"/>
-          <w:sz w:val="24"/>
-          <w:szCs w:val="24"/>
-        </w:rPr>
-        <w:t>A19; R.J. Cole, ‘Clausen Bars Bid by Int</w:t>
-      </w:r>
-      <w:r>
-        <w:rPr>
-          <w:rFonts w:ascii="Times New Roman" w:hAnsi="Times New Roman" w:cs="Times New Roman"/>
-          <w:sz w:val="24"/>
-          <w:szCs w:val="24"/>
-        </w:rPr>
-        <w:t>erstate</w:t>
-      </w:r>
-      <w:r>
-        <w:rPr>
-          <w:rFonts w:ascii="Times New Roman" w:hAnsi="Times New Roman" w:cs="Times New Roman"/>
-          <w:sz w:val="24"/>
-          <w:szCs w:val="24"/>
-        </w:rPr>
-        <w:t xml:space="preserve">’ in </w:t>
+        <w:t xml:space="preserve">, 11 October 1986, 25; M.A. Robinson, ‘Clausen Vows Fights to Keep BankAmerica Independent in </w:t>
       </w:r>
       <w:r>
         <w:rPr>
@@ -8552,39 +9189,47 @@
           <w:sz w:val="24"/>
           <w:szCs w:val="24"/>
         </w:rPr>
-        <w:t>The New York Times</w:t>
-      </w:r>
-      <w:r>
-        <w:rPr>
-          <w:rFonts w:ascii="Times New Roman" w:hAnsi="Times New Roman" w:cs="Times New Roman"/>
-          <w:sz w:val="24"/>
-          <w:szCs w:val="24"/>
-        </w:rPr>
-        <w:t xml:space="preserve">, 15 October 1986: D1, </w:t>
-      </w:r>
-      <w:r>
-        <w:rPr>
-          <w:rFonts w:ascii="Times New Roman" w:hAnsi="Times New Roman" w:cs="Times New Roman"/>
-          <w:sz w:val="24"/>
-          <w:szCs w:val="24"/>
-        </w:rPr>
-        <w:t>D21; M. Pott</w:t>
-      </w:r>
-      <w:r>
-        <w:rPr>
-          <w:rFonts w:ascii="Times New Roman" w:hAnsi="Times New Roman" w:cs="Times New Roman"/>
-          <w:sz w:val="24"/>
-          <w:szCs w:val="24"/>
-        </w:rPr>
-        <w:t>s, ‘Clausen Plans Retrenchment a</w:t>
-      </w:r>
-      <w:r>
-        <w:rPr>
-          <w:rFonts w:ascii="Times New Roman" w:hAnsi="Times New Roman" w:cs="Times New Roman"/>
-          <w:sz w:val="24"/>
-          <w:szCs w:val="24"/>
-        </w:rPr>
-        <w:t xml:space="preserve">t Beleaguered BankAmerica’ in </w:t>
+        <w:t>American Banker</w:t>
+      </w:r>
+      <w:r>
+        <w:rPr>
+          <w:rFonts w:ascii="Times New Roman" w:hAnsi="Times New Roman" w:cs="Times New Roman"/>
+          <w:sz w:val="24"/>
+          <w:szCs w:val="24"/>
+        </w:rPr>
+        <w:t>, 151/2, 5 January 1987, 2;</w:t>
+      </w:r>
+      <w:r>
+        <w:rPr>
+          <w:rFonts w:ascii="Times New Roman" w:hAnsi="Times New Roman" w:cs="Times New Roman"/>
+          <w:sz w:val="24"/>
+          <w:szCs w:val="24"/>
+        </w:rPr>
+        <w:t xml:space="preserve"> </w:t>
+      </w:r>
+      <w:r>
+        <w:rPr>
+          <w:rFonts w:ascii="Times New Roman" w:hAnsi="Times New Roman" w:cs="Times New Roman"/>
+          <w:sz w:val="24"/>
+          <w:szCs w:val="24"/>
+        </w:rPr>
+        <w:t xml:space="preserve">D. </w:t>
+      </w:r>
+      <w:r>
+        <w:rPr>
+          <w:rFonts w:ascii="Times New Roman" w:hAnsi="Times New Roman" w:cs="Times New Roman"/>
+          <w:sz w:val="24"/>
+          <w:szCs w:val="24"/>
+        </w:rPr>
+        <w:t>Frantz, ‘B of A Fully Recovered</w:t>
+      </w:r>
+      <w:r>
+        <w:rPr>
+          <w:rFonts w:ascii="Times New Roman" w:hAnsi="Times New Roman" w:cs="Times New Roman"/>
+          <w:sz w:val="24"/>
+          <w:szCs w:val="24"/>
+        </w:rPr>
+        <w:t xml:space="preserve">, Clausen Tells Holders’ in </w:t>
       </w:r>
       <w:r>
         <w:rPr>
@@ -8593,113 +9238,6 @@
           <w:sz w:val="24"/>
           <w:szCs w:val="24"/>
         </w:rPr>
-        <w:t>The Washington Post</w:t>
-      </w:r>
-      <w:r>
-        <w:rPr>
-          <w:rFonts w:ascii="Times New Roman" w:hAnsi="Times New Roman" w:cs="Times New Roman"/>
-          <w:sz w:val="24"/>
-          <w:szCs w:val="24"/>
-        </w:rPr>
-        <w:t xml:space="preserve">, 16 October 1986, E3; R.J. Samuelson, ‘Banking on Clausen: BankAmerica Tale Takes Bizarre Turn’ in </w:t>
-      </w:r>
-      <w:r>
-        <w:rPr>
-          <w:rFonts w:ascii="Times New Roman" w:hAnsi="Times New Roman" w:cs="Times New Roman"/>
-          <w:i/>
-          <w:sz w:val="24"/>
-          <w:szCs w:val="24"/>
-        </w:rPr>
-        <w:t>The Washington Post</w:t>
-      </w:r>
-      <w:r>
-        <w:rPr>
-          <w:rFonts w:ascii="Times New Roman" w:hAnsi="Times New Roman" w:cs="Times New Roman"/>
-          <w:sz w:val="24"/>
-          <w:szCs w:val="24"/>
-        </w:rPr>
-        <w:t>, 22 October 1986, G1-</w:t>
-      </w:r>
-      <w:r>
-        <w:rPr>
-          <w:rFonts w:ascii="Times New Roman" w:hAnsi="Times New Roman" w:cs="Times New Roman"/>
-          <w:sz w:val="24"/>
-          <w:szCs w:val="24"/>
-        </w:rPr>
-        <w:t>G2; A. Pollack, ‘Clausen Still Predict</w:t>
-      </w:r>
-      <w:r>
-        <w:rPr>
-          <w:rFonts w:ascii="Times New Roman" w:hAnsi="Times New Roman" w:cs="Times New Roman"/>
-          <w:sz w:val="24"/>
-          <w:szCs w:val="24"/>
-        </w:rPr>
-        <w:t>s a Profit</w:t>
-      </w:r>
-      <w:r>
-        <w:rPr>
-          <w:rFonts w:ascii="Times New Roman" w:hAnsi="Times New Roman" w:cs="Times New Roman"/>
-          <w:sz w:val="24"/>
-          <w:szCs w:val="24"/>
-        </w:rPr>
-        <w:t xml:space="preserve">’ in </w:t>
-      </w:r>
-      <w:r>
-        <w:rPr>
-          <w:rFonts w:ascii="Times New Roman" w:hAnsi="Times New Roman" w:cs="Times New Roman"/>
-          <w:i/>
-          <w:sz w:val="24"/>
-          <w:szCs w:val="24"/>
-        </w:rPr>
-        <w:t>The New York Times</w:t>
-      </w:r>
-      <w:r>
-        <w:rPr>
-          <w:rFonts w:ascii="Times New Roman" w:hAnsi="Times New Roman" w:cs="Times New Roman"/>
-          <w:sz w:val="24"/>
-          <w:szCs w:val="24"/>
-        </w:rPr>
-        <w:t>,</w:t>
-      </w:r>
-      <w:r>
-        <w:rPr>
-          <w:rFonts w:ascii="Times New Roman" w:hAnsi="Times New Roman" w:cs="Times New Roman"/>
-          <w:sz w:val="24"/>
-          <w:szCs w:val="24"/>
-        </w:rPr>
-        <w:t xml:space="preserve"> 22 May 1987, D1-</w:t>
-      </w:r>
-      <w:r>
-        <w:rPr>
-          <w:rFonts w:ascii="Times New Roman" w:hAnsi="Times New Roman" w:cs="Times New Roman"/>
-          <w:sz w:val="24"/>
-          <w:szCs w:val="24"/>
-        </w:rPr>
-        <w:t>D2</w:t>
-      </w:r>
-      <w:r>
-        <w:rPr>
-          <w:rFonts w:ascii="Times New Roman" w:hAnsi="Times New Roman" w:cs="Times New Roman"/>
-          <w:sz w:val="24"/>
-          <w:szCs w:val="24"/>
-        </w:rPr>
-        <w:t>; W. Mead, ‘The Bank of America’</w:t>
-      </w:r>
-      <w:r>
-        <w:rPr>
-          <w:rFonts w:ascii="Times New Roman" w:hAnsi="Times New Roman" w:cs="Times New Roman"/>
-          <w:sz w:val="24"/>
-          <w:szCs w:val="24"/>
-        </w:rPr>
-        <w:t xml:space="preserve">s Clausen: When a Golden Boy Lost His Gleam’ in </w:t>
-      </w:r>
-      <w:r>
-        <w:rPr>
-          <w:rFonts w:ascii="Times New Roman" w:hAnsi="Times New Roman" w:cs="Times New Roman"/>
-          <w:i/>
-          <w:sz w:val="24"/>
-          <w:szCs w:val="24"/>
-        </w:rPr>
         <w:t>Los Angeles Times</w:t>
       </w:r>
       <w:r>
@@ -8708,387 +9246,7 @@
           <w:sz w:val="24"/>
           <w:szCs w:val="24"/>
         </w:rPr>
-        <w:t>, 4 October 1987, E1-</w:t>
-      </w:r>
-      <w:r>
-        <w:rPr>
-          <w:rFonts w:ascii="Times New Roman" w:hAnsi="Times New Roman" w:cs="Times New Roman"/>
-          <w:sz w:val="24"/>
-          <w:szCs w:val="24"/>
-        </w:rPr>
-        <w:t xml:space="preserve">E2; J. Bates, ‘A.W. Clausen’ in </w:t>
-      </w:r>
-      <w:r>
-        <w:rPr>
-          <w:rFonts w:ascii="Times New Roman" w:hAnsi="Times New Roman" w:cs="Times New Roman"/>
-          <w:i/>
-          <w:sz w:val="24"/>
-          <w:szCs w:val="24"/>
-        </w:rPr>
-        <w:t>Los Angeles Times</w:t>
-      </w:r>
-      <w:r>
-        <w:rPr>
-          <w:rFonts w:ascii="Times New Roman" w:hAnsi="Times New Roman" w:cs="Times New Roman"/>
-          <w:sz w:val="24"/>
-          <w:szCs w:val="24"/>
-        </w:rPr>
-        <w:t xml:space="preserve">, 1 January 1990, D5; D. </w:t>
-      </w:r>
-      <w:proofErr w:type="spellStart"/>
-      <w:r>
-        <w:rPr>
-          <w:rFonts w:ascii="Times New Roman" w:hAnsi="Times New Roman" w:cs="Times New Roman"/>
-          <w:sz w:val="24"/>
-          <w:szCs w:val="24"/>
-        </w:rPr>
-        <w:t>Milobsky</w:t>
-      </w:r>
-      <w:proofErr w:type="spellEnd"/>
-      <w:r>
-        <w:rPr>
-          <w:rFonts w:ascii="Times New Roman" w:hAnsi="Times New Roman" w:cs="Times New Roman"/>
-          <w:sz w:val="24"/>
-          <w:szCs w:val="24"/>
-        </w:rPr>
-        <w:t xml:space="preserve"> and L. Galambos, ‘The McNamara Bank and Its Legacy, 1968-1987’</w:t>
-      </w:r>
-      <w:r>
-        <w:rPr>
-          <w:rFonts w:ascii="Times New Roman" w:hAnsi="Times New Roman" w:cs="Times New Roman"/>
-          <w:sz w:val="24"/>
-          <w:szCs w:val="24"/>
-        </w:rPr>
-        <w:t xml:space="preserve"> </w:t>
-      </w:r>
-      <w:r>
-        <w:rPr>
-          <w:rFonts w:ascii="Times New Roman" w:hAnsi="Times New Roman" w:cs="Times New Roman"/>
-          <w:sz w:val="24"/>
-          <w:szCs w:val="24"/>
-        </w:rPr>
-        <w:t xml:space="preserve">in </w:t>
-      </w:r>
-      <w:r>
-        <w:rPr>
-          <w:rFonts w:ascii="Times New Roman" w:hAnsi="Times New Roman" w:cs="Times New Roman"/>
-          <w:i/>
-          <w:sz w:val="24"/>
-          <w:szCs w:val="24"/>
-        </w:rPr>
-        <w:t>Business and Economic History</w:t>
-      </w:r>
-      <w:r>
-        <w:rPr>
-          <w:rFonts w:ascii="Times New Roman" w:hAnsi="Times New Roman" w:cs="Times New Roman"/>
-          <w:sz w:val="24"/>
-          <w:szCs w:val="24"/>
-        </w:rPr>
-        <w:t>, 24/2, Winter 1995, 167-195; D.</w:t>
-      </w:r>
-      <w:r>
-        <w:rPr>
-          <w:rFonts w:ascii="Times New Roman" w:hAnsi="Times New Roman" w:cs="Times New Roman"/>
-          <w:sz w:val="24"/>
-          <w:szCs w:val="24"/>
-        </w:rPr>
-        <w:t xml:space="preserve"> Kapur, J.P. Lewis and R. Webb (Ed</w:t>
-      </w:r>
-      <w:r>
-        <w:rPr>
-          <w:rFonts w:ascii="Times New Roman" w:hAnsi="Times New Roman" w:cs="Times New Roman"/>
-          <w:sz w:val="24"/>
-          <w:szCs w:val="24"/>
-        </w:rPr>
-        <w:t>s</w:t>
-      </w:r>
-      <w:r>
-        <w:rPr>
-          <w:rFonts w:ascii="Times New Roman" w:hAnsi="Times New Roman" w:cs="Times New Roman"/>
-          <w:sz w:val="24"/>
-          <w:szCs w:val="24"/>
-        </w:rPr>
-        <w:t>)</w:t>
-      </w:r>
-      <w:r>
-        <w:rPr>
-          <w:rFonts w:ascii="Times New Roman" w:hAnsi="Times New Roman" w:cs="Times New Roman"/>
-          <w:sz w:val="24"/>
-          <w:szCs w:val="24"/>
-        </w:rPr>
-        <w:t xml:space="preserve">, </w:t>
-      </w:r>
-      <w:r>
-        <w:rPr>
-          <w:rFonts w:ascii="Times New Roman" w:hAnsi="Times New Roman" w:cs="Times New Roman"/>
-          <w:i/>
-          <w:sz w:val="24"/>
-          <w:szCs w:val="24"/>
-        </w:rPr>
-        <w:t>The World Bank: Its First Century, Volume 1 History</w:t>
-      </w:r>
-      <w:r>
-        <w:rPr>
-          <w:rFonts w:ascii="Times New Roman" w:hAnsi="Times New Roman" w:cs="Times New Roman"/>
-          <w:sz w:val="24"/>
-          <w:szCs w:val="24"/>
-        </w:rPr>
-        <w:t>, Washington DC</w:t>
-      </w:r>
-      <w:r>
-        <w:rPr>
-          <w:rFonts w:ascii="Times New Roman" w:hAnsi="Times New Roman" w:cs="Times New Roman"/>
-          <w:sz w:val="24"/>
-          <w:szCs w:val="24"/>
-        </w:rPr>
-        <w:t xml:space="preserve"> 1997, </w:t>
-      </w:r>
-      <w:r>
-        <w:rPr>
-          <w:rFonts w:ascii="Times New Roman" w:hAnsi="Times New Roman" w:cs="Times New Roman"/>
-          <w:i/>
-          <w:sz w:val="24"/>
-          <w:szCs w:val="24"/>
-        </w:rPr>
-        <w:t>Volume 2</w:t>
-      </w:r>
-      <w:r>
-        <w:rPr>
-          <w:rFonts w:ascii="Times New Roman" w:hAnsi="Times New Roman" w:cs="Times New Roman"/>
-          <w:i/>
-          <w:sz w:val="24"/>
-          <w:szCs w:val="24"/>
-        </w:rPr>
-        <w:t xml:space="preserve"> </w:t>
-      </w:r>
-      <w:r>
-        <w:rPr>
-          <w:rFonts w:ascii="Times New Roman" w:hAnsi="Times New Roman" w:cs="Times New Roman"/>
-          <w:i/>
-          <w:sz w:val="24"/>
-          <w:szCs w:val="24"/>
-        </w:rPr>
-        <w:t>Perspectives</w:t>
-      </w:r>
-      <w:r>
-        <w:rPr>
-          <w:rFonts w:ascii="Times New Roman" w:hAnsi="Times New Roman" w:cs="Times New Roman"/>
-          <w:sz w:val="24"/>
-          <w:szCs w:val="24"/>
-        </w:rPr>
-        <w:t>, Washington DC</w:t>
-      </w:r>
-      <w:r>
-        <w:rPr>
-          <w:rFonts w:ascii="Times New Roman" w:hAnsi="Times New Roman" w:cs="Times New Roman"/>
-          <w:sz w:val="24"/>
-          <w:szCs w:val="24"/>
-        </w:rPr>
-        <w:t xml:space="preserve"> 1997; ‘Clausen, A(</w:t>
-      </w:r>
-      <w:proofErr w:type="spellStart"/>
-      <w:r>
-        <w:rPr>
-          <w:rFonts w:ascii="Times New Roman" w:hAnsi="Times New Roman" w:cs="Times New Roman"/>
-          <w:sz w:val="24"/>
-          <w:szCs w:val="24"/>
-        </w:rPr>
-        <w:t>lden</w:t>
-      </w:r>
-      <w:proofErr w:type="spellEnd"/>
-      <w:r>
-        <w:rPr>
-          <w:rFonts w:ascii="Times New Roman" w:hAnsi="Times New Roman" w:cs="Times New Roman"/>
-          <w:sz w:val="24"/>
-          <w:szCs w:val="24"/>
-        </w:rPr>
-        <w:t>) W(</w:t>
-      </w:r>
-      <w:proofErr w:type="spellStart"/>
-      <w:r>
-        <w:rPr>
-          <w:rFonts w:ascii="Times New Roman" w:hAnsi="Times New Roman" w:cs="Times New Roman"/>
-          <w:sz w:val="24"/>
-          <w:szCs w:val="24"/>
-        </w:rPr>
-        <w:t>inship</w:t>
-      </w:r>
-      <w:proofErr w:type="spellEnd"/>
-      <w:r>
-        <w:rPr>
-          <w:rFonts w:ascii="Times New Roman" w:hAnsi="Times New Roman" w:cs="Times New Roman"/>
-          <w:sz w:val="24"/>
-          <w:szCs w:val="24"/>
-        </w:rPr>
-        <w:t>)</w:t>
-      </w:r>
-      <w:r>
-        <w:rPr>
-          <w:rFonts w:ascii="Times New Roman" w:hAnsi="Times New Roman" w:cs="Times New Roman"/>
-          <w:sz w:val="24"/>
-          <w:szCs w:val="24"/>
-        </w:rPr>
-        <w:t xml:space="preserve">’ in </w:t>
-      </w:r>
-      <w:r>
-        <w:rPr>
-          <w:rFonts w:ascii="Times New Roman" w:hAnsi="Times New Roman" w:cs="Times New Roman"/>
-          <w:i/>
-          <w:sz w:val="24"/>
-          <w:szCs w:val="24"/>
-        </w:rPr>
-        <w:t>Current Biography, 1981</w:t>
-      </w:r>
-      <w:r>
-        <w:rPr>
-          <w:rFonts w:ascii="Times New Roman" w:hAnsi="Times New Roman" w:cs="Times New Roman"/>
-          <w:sz w:val="24"/>
-          <w:szCs w:val="24"/>
-        </w:rPr>
-        <w:t xml:space="preserve">, </w:t>
-      </w:r>
-      <w:r>
-        <w:rPr>
-          <w:rFonts w:ascii="Times New Roman" w:hAnsi="Times New Roman" w:cs="Times New Roman"/>
-          <w:sz w:val="24"/>
-          <w:szCs w:val="24"/>
-        </w:rPr>
-        <w:t xml:space="preserve">New York 1981, </w:t>
-      </w:r>
-      <w:r>
-        <w:rPr>
-          <w:rFonts w:ascii="Times New Roman" w:hAnsi="Times New Roman" w:cs="Times New Roman"/>
-          <w:sz w:val="24"/>
-          <w:szCs w:val="24"/>
-        </w:rPr>
-        <w:t>79-82; B. Sing and J.M. Broder, ‘Clausen Praised, C</w:t>
-      </w:r>
-      <w:r>
-        <w:rPr>
-          <w:rFonts w:ascii="Times New Roman" w:hAnsi="Times New Roman" w:cs="Times New Roman"/>
-          <w:sz w:val="24"/>
-          <w:szCs w:val="24"/>
-        </w:rPr>
-        <w:t xml:space="preserve">riticized for </w:t>
-      </w:r>
-      <w:proofErr w:type="spellStart"/>
-      <w:r>
-        <w:rPr>
-          <w:rFonts w:ascii="Times New Roman" w:hAnsi="Times New Roman" w:cs="Times New Roman"/>
-          <w:sz w:val="24"/>
-          <w:szCs w:val="24"/>
-        </w:rPr>
-        <w:t>BofA</w:t>
-      </w:r>
-      <w:proofErr w:type="spellEnd"/>
-      <w:r>
-        <w:rPr>
-          <w:rFonts w:ascii="Times New Roman" w:hAnsi="Times New Roman" w:cs="Times New Roman"/>
-          <w:sz w:val="24"/>
-          <w:szCs w:val="24"/>
-        </w:rPr>
-        <w:t xml:space="preserve"> Role’ in </w:t>
-      </w:r>
-      <w:r>
-        <w:rPr>
-          <w:rFonts w:ascii="Times New Roman" w:hAnsi="Times New Roman" w:cs="Times New Roman"/>
-          <w:i/>
-          <w:sz w:val="24"/>
-          <w:szCs w:val="24"/>
-        </w:rPr>
-        <w:t>Los Angeles Times</w:t>
-      </w:r>
-      <w:r>
-        <w:rPr>
-          <w:rFonts w:ascii="Times New Roman" w:hAnsi="Times New Roman" w:cs="Times New Roman"/>
-          <w:sz w:val="24"/>
-          <w:szCs w:val="24"/>
-        </w:rPr>
-        <w:t xml:space="preserve">, 11 October 1986, 25; M.A. Robinson, ‘Clausen Vows Fights to Keep BankAmerica Independent in </w:t>
-      </w:r>
-      <w:r>
-        <w:rPr>
-          <w:rFonts w:ascii="Times New Roman" w:hAnsi="Times New Roman" w:cs="Times New Roman"/>
-          <w:i/>
-          <w:sz w:val="24"/>
-          <w:szCs w:val="24"/>
-        </w:rPr>
-        <w:t>American Banker</w:t>
-      </w:r>
-      <w:r>
-        <w:rPr>
-          <w:rFonts w:ascii="Times New Roman" w:hAnsi="Times New Roman" w:cs="Times New Roman"/>
-          <w:sz w:val="24"/>
-          <w:szCs w:val="24"/>
-        </w:rPr>
-        <w:t>, 151/2, 5 January 1987, 2;</w:t>
-      </w:r>
-      <w:r>
-        <w:rPr>
-          <w:rFonts w:ascii="Times New Roman" w:hAnsi="Times New Roman" w:cs="Times New Roman"/>
-          <w:sz w:val="24"/>
-          <w:szCs w:val="24"/>
-        </w:rPr>
-        <w:t xml:space="preserve"> </w:t>
-      </w:r>
-      <w:r>
-        <w:rPr>
-          <w:rFonts w:ascii="Times New Roman" w:hAnsi="Times New Roman" w:cs="Times New Roman"/>
-          <w:sz w:val="24"/>
-          <w:szCs w:val="24"/>
-        </w:rPr>
-        <w:t xml:space="preserve">D. </w:t>
-      </w:r>
-      <w:r>
-        <w:rPr>
-          <w:rFonts w:ascii="Times New Roman" w:hAnsi="Times New Roman" w:cs="Times New Roman"/>
-          <w:sz w:val="24"/>
-          <w:szCs w:val="24"/>
-        </w:rPr>
-        <w:t>Frantz, ‘B of A Fully Recovered</w:t>
-      </w:r>
-      <w:r>
-        <w:rPr>
-          <w:rFonts w:ascii="Times New Roman" w:hAnsi="Times New Roman" w:cs="Times New Roman"/>
-          <w:sz w:val="24"/>
-          <w:szCs w:val="24"/>
-        </w:rPr>
-        <w:t xml:space="preserve">, Clausen Tells Holders’ in </w:t>
-      </w:r>
-      <w:r>
-        <w:rPr>
-          <w:rFonts w:ascii="Times New Roman" w:hAnsi="Times New Roman" w:cs="Times New Roman"/>
-          <w:i/>
-          <w:sz w:val="24"/>
-          <w:szCs w:val="24"/>
-        </w:rPr>
-        <w:t>Los Angeles Times</w:t>
-      </w:r>
-      <w:r>
-        <w:rPr>
-          <w:rFonts w:ascii="Times New Roman" w:hAnsi="Times New Roman" w:cs="Times New Roman"/>
-          <w:sz w:val="24"/>
-          <w:szCs w:val="24"/>
-        </w:rPr>
-        <w:t xml:space="preserve">, 26 May 1989, C3; M.A. </w:t>
-      </w:r>
-      <w:proofErr w:type="spellStart"/>
-      <w:r>
-        <w:rPr>
-          <w:rFonts w:ascii="Times New Roman" w:hAnsi="Times New Roman" w:cs="Times New Roman"/>
-          <w:sz w:val="24"/>
-          <w:szCs w:val="24"/>
-        </w:rPr>
-        <w:t>Novicki</w:t>
-      </w:r>
-      <w:proofErr w:type="spellEnd"/>
-      <w:r>
-        <w:rPr>
-          <w:rFonts w:ascii="Times New Roman" w:hAnsi="Times New Roman" w:cs="Times New Roman"/>
-          <w:sz w:val="24"/>
-          <w:szCs w:val="24"/>
-        </w:rPr>
-        <w:t xml:space="preserve">, ‘A.W. Clausen, President of the World Bank’ in </w:t>
+        <w:t xml:space="preserve">, 26 May 1989, C3; M.A. Novicki, ‘A.W. Clausen, President of the World Bank’ in </w:t>
       </w:r>
       <w:r>
         <w:rPr>
@@ -9556,8 +9714,8 @@
       </w:pPr>
     </w:p>
     <w:sectPr>
-      <w:headerReference w:type="default" r:id="rId8"/>
-      <w:footerReference w:type="default" r:id="rId9"/>
+      <w:headerReference w:type="default" r:id="rId7"/>
+      <w:footerReference w:type="default" r:id="rId8"/>
       <w:pgSz w:w="11901" w:h="16840"/>
       <w:pgMar w:top="1418" w:right="1418" w:bottom="1418" w:left="1418" w:header="709" w:footer="709" w:gutter="0"/>
       <w:cols w:space="720"/>
@@ -9568,7 +9726,7 @@
 </file>
 
 <file path=word/endnotes.xml><?xml version="1.0" encoding="utf-8"?>
-<w:endnotes xmlns:wpc="http://schemas.microsoft.com/office/word/2010/wordprocessingCanvas" xmlns:cx="http://schemas.microsoft.com/office/drawing/2014/chartex" xmlns:cx1="http://schemas.microsoft.com/office/drawing/2015/9/8/chartex" xmlns:cx2="http://schemas.microsoft.com/office/drawing/2015/10/21/chartex" xmlns:cx3="http://schemas.microsoft.com/office/drawing/2016/5/9/chartex" xmlns:cx4="http://schemas.microsoft.com/office/drawing/2016/5/10/chartex" xmlns:cx5="http://schemas.microsoft.com/office/drawing/2016/5/11/chartex" xmlns:cx6="http://schemas.microsoft.com/office/drawing/2016/5/12/chartex" xmlns:cx7="http://schemas.microsoft.com/office/drawing/2016/5/13/chartex" xmlns:cx8="http://schemas.microsoft.com/office/drawing/2016/5/14/chartex" xmlns:mc="http://schemas.openxmlformats.org/markup-compatibility/2006" xmlns:aink="http://schemas.microsoft.com/office/drawing/2016/ink" xmlns:am3d="http://schemas.microsoft.com/office/drawing/2017/model3d" xmlns:o="urn:schemas-microsoft-com:office:office" xmlns:oel="http://schemas.microsoft.com/office/2019/extlst" xmlns:r="http://schemas.openxmlformats.org/officeDocument/2006/relationships" xmlns:m="http://schemas.openxmlformats.org/officeDocument/2006/math" xmlns:v="urn:schemas-microsoft-com:vml" xmlns:wp14="http://schemas.microsoft.com/office/word/2010/wordprocessingDrawing" xmlns:wp="http://schemas.openxmlformats.org/drawingml/2006/wordprocessingDrawing" xmlns:w10="urn:schemas-microsoft-com:office:word" xmlns:w="http://schemas.openxmlformats.org/wordprocessingml/2006/main" xmlns:w14="http://schemas.microsoft.com/office/word/2010/wordml" xmlns:w15="http://schemas.microsoft.com/office/word/2012/wordml" xmlns:w16cex="http://schemas.microsoft.com/office/word/2018/wordml/cex" xmlns:w16cid="http://schemas.microsoft.com/office/word/2016/wordml/cid" xmlns:w16="http://schemas.microsoft.com/office/word/2018/wordml" xmlns:w16du="http://schemas.microsoft.com/office/word/2023/wordml/word16du" xmlns:w16sdtdh="http://schemas.microsoft.com/office/word/2020/wordml/sdtdatahash" xmlns:w16sdtfl="http://schemas.microsoft.com/office/word/2024/wordml/sdtformatlock" xmlns:w16se="http://schemas.microsoft.com/office/word/2015/wordml/symex" xmlns:wpg="http://schemas.microsoft.com/office/word/2010/wordprocessingGroup" xmlns:wpi="http://schemas.microsoft.com/office/word/2010/wordprocessingInk" xmlns:wne="http://schemas.microsoft.com/office/word/2006/wordml" xmlns:wps="http://schemas.microsoft.com/office/word/2010/wordprocessingShape" mc:Ignorable="w14 w15 w16se w16cid w16 w16cex w16sdtdh w16sdtfl w16du wp14">
+<w:endnotes xmlns:wpc="http://schemas.microsoft.com/office/word/2010/wordprocessingCanvas" xmlns:cx="http://schemas.microsoft.com/office/drawing/2014/chartex" xmlns:cx1="http://schemas.microsoft.com/office/drawing/2015/9/8/chartex" xmlns:cx2="http://schemas.microsoft.com/office/drawing/2015/10/21/chartex" xmlns:cx3="http://schemas.microsoft.com/office/drawing/2016/5/9/chartex" xmlns:cx4="http://schemas.microsoft.com/office/drawing/2016/5/10/chartex" xmlns:cx5="http://schemas.microsoft.com/office/drawing/2016/5/11/chartex" xmlns:cx6="http://schemas.microsoft.com/office/drawing/2016/5/12/chartex" xmlns:cx7="http://schemas.microsoft.com/office/drawing/2016/5/13/chartex" xmlns:cx8="http://schemas.microsoft.com/office/drawing/2016/5/14/chartex" xmlns:mc="http://schemas.openxmlformats.org/markup-compatibility/2006" xmlns:m="http://schemas.openxmlformats.org/officeDocument/2006/math" xmlns:aink="http://schemas.microsoft.com/office/drawing/2016/ink" xmlns:am3d="http://schemas.microsoft.com/office/drawing/2017/model3d" xmlns:oel="http://schemas.microsoft.com/office/2019/extlst" xmlns:r="http://schemas.openxmlformats.org/officeDocument/2006/relationships" xmlns:wp14="http://schemas.microsoft.com/office/word/2010/wordprocessingDrawing" xmlns:wp="http://schemas.openxmlformats.org/drawingml/2006/wordprocessingDrawing" xmlns:wpg="http://schemas.microsoft.com/office/word/2010/wordprocessingGroup" xmlns:wpi="http://schemas.microsoft.com/office/word/2010/wordprocessingInk" xmlns:wps="http://schemas.microsoft.com/office/word/2010/wordprocessingShape" xmlns:o="urn:schemas-microsoft-com:office:office" xmlns:v="urn:schemas-microsoft-com:vml" xmlns:w10="urn:schemas-microsoft-com:office:word" xmlns:w="http://schemas.openxmlformats.org/wordprocessingml/2006/main" xmlns:w14="http://schemas.microsoft.com/office/word/2010/wordml" xmlns:w15="http://schemas.microsoft.com/office/word/2012/wordml" xmlns:w16cei="http://schemas.microsoft.com/office/word/2026/wordml/cei" xmlns:w16cex="http://schemas.microsoft.com/office/word/2018/wordml/cex" xmlns:w16cid="http://schemas.microsoft.com/office/word/2016/wordml/cid" xmlns:w16="http://schemas.microsoft.com/office/word/2018/wordml" xmlns:w16sdtdh="http://schemas.microsoft.com/office/word/2020/wordml/sdtdatahash" xmlns:w16sdtfl="http://schemas.microsoft.com/office/word/2024/wordml/sdtformatlock" xmlns:w16se="http://schemas.microsoft.com/office/word/2015/wordml/symex" xmlns:w16du="http://schemas.microsoft.com/office/word/2023/wordml/word16du" xmlns:wne="http://schemas.microsoft.com/office/word/2006/wordml" mc:Ignorable="w14 w15 w16se w16cid w16 w16cex w16sdtdh w16sdtfl w16du wp14">
   <w:endnote w:type="separator" w:id="-1">
     <w:p>
       <w:pPr>
@@ -9593,7 +9751,7 @@
 </file>
 
 <file path=word/footer1.xml><?xml version="1.0" encoding="utf-8"?>
-<w:ftr xmlns:wpc="http://schemas.microsoft.com/office/word/2010/wordprocessingCanvas" xmlns:cx="http://schemas.microsoft.com/office/drawing/2014/chartex" xmlns:cx1="http://schemas.microsoft.com/office/drawing/2015/9/8/chartex" xmlns:cx2="http://schemas.microsoft.com/office/drawing/2015/10/21/chartex" xmlns:cx3="http://schemas.microsoft.com/office/drawing/2016/5/9/chartex" xmlns:cx4="http://schemas.microsoft.com/office/drawing/2016/5/10/chartex" xmlns:cx5="http://schemas.microsoft.com/office/drawing/2016/5/11/chartex" xmlns:cx6="http://schemas.microsoft.com/office/drawing/2016/5/12/chartex" xmlns:cx7="http://schemas.microsoft.com/office/drawing/2016/5/13/chartex" xmlns:cx8="http://schemas.microsoft.com/office/drawing/2016/5/14/chartex" xmlns:mc="http://schemas.openxmlformats.org/markup-compatibility/2006" xmlns:aink="http://schemas.microsoft.com/office/drawing/2016/ink" xmlns:am3d="http://schemas.microsoft.com/office/drawing/2017/model3d" xmlns:o="urn:schemas-microsoft-com:office:office" xmlns:oel="http://schemas.microsoft.com/office/2019/extlst" xmlns:r="http://schemas.openxmlformats.org/officeDocument/2006/relationships" xmlns:m="http://schemas.openxmlformats.org/officeDocument/2006/math" xmlns:v="urn:schemas-microsoft-com:vml" xmlns:wp14="http://schemas.microsoft.com/office/word/2010/wordprocessingDrawing" xmlns:wp="http://schemas.openxmlformats.org/drawingml/2006/wordprocessingDrawing" xmlns:w10="urn:schemas-microsoft-com:office:word" xmlns:w="http://schemas.openxmlformats.org/wordprocessingml/2006/main" xmlns:w14="http://schemas.microsoft.com/office/word/2010/wordml" xmlns:w15="http://schemas.microsoft.com/office/word/2012/wordml" xmlns:w16cex="http://schemas.microsoft.com/office/word/2018/wordml/cex" xmlns:w16cid="http://schemas.microsoft.com/office/word/2016/wordml/cid" xmlns:w16="http://schemas.microsoft.com/office/word/2018/wordml" xmlns:w16du="http://schemas.microsoft.com/office/word/2023/wordml/word16du" xmlns:w16sdtdh="http://schemas.microsoft.com/office/word/2020/wordml/sdtdatahash" xmlns:w16sdtfl="http://schemas.microsoft.com/office/word/2024/wordml/sdtformatlock" xmlns:w16se="http://schemas.microsoft.com/office/word/2015/wordml/symex" xmlns:wpg="http://schemas.microsoft.com/office/word/2010/wordprocessingGroup" xmlns:wpi="http://schemas.microsoft.com/office/word/2010/wordprocessingInk" xmlns:wne="http://schemas.microsoft.com/office/word/2006/wordml" xmlns:wps="http://schemas.microsoft.com/office/word/2010/wordprocessingShape" mc:Ignorable="w14 w15 w16se w16cid w16 w16cex w16sdtdh w16sdtfl w16du wp14">
+<w:ftr xmlns:wpc="http://schemas.microsoft.com/office/word/2010/wordprocessingCanvas" xmlns:cx="http://schemas.microsoft.com/office/drawing/2014/chartex" xmlns:cx1="http://schemas.microsoft.com/office/drawing/2015/9/8/chartex" xmlns:cx2="http://schemas.microsoft.com/office/drawing/2015/10/21/chartex" xmlns:cx3="http://schemas.microsoft.com/office/drawing/2016/5/9/chartex" xmlns:cx4="http://schemas.microsoft.com/office/drawing/2016/5/10/chartex" xmlns:cx5="http://schemas.microsoft.com/office/drawing/2016/5/11/chartex" xmlns:cx6="http://schemas.microsoft.com/office/drawing/2016/5/12/chartex" xmlns:cx7="http://schemas.microsoft.com/office/drawing/2016/5/13/chartex" xmlns:cx8="http://schemas.microsoft.com/office/drawing/2016/5/14/chartex" xmlns:mc="http://schemas.openxmlformats.org/markup-compatibility/2006" xmlns:m="http://schemas.openxmlformats.org/officeDocument/2006/math" xmlns:aink="http://schemas.microsoft.com/office/drawing/2016/ink" xmlns:am3d="http://schemas.microsoft.com/office/drawing/2017/model3d" xmlns:oel="http://schemas.microsoft.com/office/2019/extlst" xmlns:r="http://schemas.openxmlformats.org/officeDocument/2006/relationships" xmlns:wp14="http://schemas.microsoft.com/office/word/2010/wordprocessingDrawing" xmlns:wp="http://schemas.openxmlformats.org/drawingml/2006/wordprocessingDrawing" xmlns:wpg="http://schemas.microsoft.com/office/word/2010/wordprocessingGroup" xmlns:wpi="http://schemas.microsoft.com/office/word/2010/wordprocessingInk" xmlns:wps="http://schemas.microsoft.com/office/word/2010/wordprocessingShape" xmlns:o="urn:schemas-microsoft-com:office:office" xmlns:v="urn:schemas-microsoft-com:vml" xmlns:w10="urn:schemas-microsoft-com:office:word" xmlns:w="http://schemas.openxmlformats.org/wordprocessingml/2006/main" xmlns:w14="http://schemas.microsoft.com/office/word/2010/wordml" xmlns:w15="http://schemas.microsoft.com/office/word/2012/wordml" xmlns:w16cei="http://schemas.microsoft.com/office/word/2026/wordml/cei" xmlns:w16cex="http://schemas.microsoft.com/office/word/2018/wordml/cex" xmlns:w16cid="http://schemas.microsoft.com/office/word/2016/wordml/cid" xmlns:w16="http://schemas.microsoft.com/office/word/2018/wordml" xmlns:w16sdtdh="http://schemas.microsoft.com/office/word/2020/wordml/sdtdatahash" xmlns:w16sdtfl="http://schemas.microsoft.com/office/word/2024/wordml/sdtformatlock" xmlns:w16se="http://schemas.microsoft.com/office/word/2015/wordml/symex" xmlns:w16du="http://schemas.microsoft.com/office/word/2023/wordml/word16du" xmlns:wne="http://schemas.microsoft.com/office/word/2006/wordml" mc:Ignorable="w14 w15 w16se w16cid w16 w16cex w16sdtdh w16sdtfl w16du wp14">
   <w:p>
     <w:pPr>
       <w:pStyle w:val="Voettekst"/>
@@ -9649,7 +9807,7 @@
 </file>
 
 <file path=word/footnotes.xml><?xml version="1.0" encoding="utf-8"?>
-<w:footnotes xmlns:wpc="http://schemas.microsoft.com/office/word/2010/wordprocessingCanvas" xmlns:cx="http://schemas.microsoft.com/office/drawing/2014/chartex" xmlns:cx1="http://schemas.microsoft.com/office/drawing/2015/9/8/chartex" xmlns:cx2="http://schemas.microsoft.com/office/drawing/2015/10/21/chartex" xmlns:cx3="http://schemas.microsoft.com/office/drawing/2016/5/9/chartex" xmlns:cx4="http://schemas.microsoft.com/office/drawing/2016/5/10/chartex" xmlns:cx5="http://schemas.microsoft.com/office/drawing/2016/5/11/chartex" xmlns:cx6="http://schemas.microsoft.com/office/drawing/2016/5/12/chartex" xmlns:cx7="http://schemas.microsoft.com/office/drawing/2016/5/13/chartex" xmlns:cx8="http://schemas.microsoft.com/office/drawing/2016/5/14/chartex" xmlns:mc="http://schemas.openxmlformats.org/markup-compatibility/2006" xmlns:aink="http://schemas.microsoft.com/office/drawing/2016/ink" xmlns:am3d="http://schemas.microsoft.com/office/drawing/2017/model3d" xmlns:o="urn:schemas-microsoft-com:office:office" xmlns:oel="http://schemas.microsoft.com/office/2019/extlst" xmlns:r="http://schemas.openxmlformats.org/officeDocument/2006/relationships" xmlns:m="http://schemas.openxmlformats.org/officeDocument/2006/math" xmlns:v="urn:schemas-microsoft-com:vml" xmlns:wp14="http://schemas.microsoft.com/office/word/2010/wordprocessingDrawing" xmlns:wp="http://schemas.openxmlformats.org/drawingml/2006/wordprocessingDrawing" xmlns:w10="urn:schemas-microsoft-com:office:word" xmlns:w="http://schemas.openxmlformats.org/wordprocessingml/2006/main" xmlns:w14="http://schemas.microsoft.com/office/word/2010/wordml" xmlns:w15="http://schemas.microsoft.com/office/word/2012/wordml" xmlns:w16cex="http://schemas.microsoft.com/office/word/2018/wordml/cex" xmlns:w16cid="http://schemas.microsoft.com/office/word/2016/wordml/cid" xmlns:w16="http://schemas.microsoft.com/office/word/2018/wordml" xmlns:w16du="http://schemas.microsoft.com/office/word/2023/wordml/word16du" xmlns:w16sdtdh="http://schemas.microsoft.com/office/word/2020/wordml/sdtdatahash" xmlns:w16sdtfl="http://schemas.microsoft.com/office/word/2024/wordml/sdtformatlock" xmlns:w16se="http://schemas.microsoft.com/office/word/2015/wordml/symex" xmlns:wpg="http://schemas.microsoft.com/office/word/2010/wordprocessingGroup" xmlns:wpi="http://schemas.microsoft.com/office/word/2010/wordprocessingInk" xmlns:wne="http://schemas.microsoft.com/office/word/2006/wordml" xmlns:wps="http://schemas.microsoft.com/office/word/2010/wordprocessingShape" mc:Ignorable="w14 w15 w16se w16cid w16 w16cex w16sdtdh w16sdtfl w16du wp14">
+<w:footnotes xmlns:wpc="http://schemas.microsoft.com/office/word/2010/wordprocessingCanvas" xmlns:cx="http://schemas.microsoft.com/office/drawing/2014/chartex" xmlns:cx1="http://schemas.microsoft.com/office/drawing/2015/9/8/chartex" xmlns:cx2="http://schemas.microsoft.com/office/drawing/2015/10/21/chartex" xmlns:cx3="http://schemas.microsoft.com/office/drawing/2016/5/9/chartex" xmlns:cx4="http://schemas.microsoft.com/office/drawing/2016/5/10/chartex" xmlns:cx5="http://schemas.microsoft.com/office/drawing/2016/5/11/chartex" xmlns:cx6="http://schemas.microsoft.com/office/drawing/2016/5/12/chartex" xmlns:cx7="http://schemas.microsoft.com/office/drawing/2016/5/13/chartex" xmlns:cx8="http://schemas.microsoft.com/office/drawing/2016/5/14/chartex" xmlns:mc="http://schemas.openxmlformats.org/markup-compatibility/2006" xmlns:m="http://schemas.openxmlformats.org/officeDocument/2006/math" xmlns:aink="http://schemas.microsoft.com/office/drawing/2016/ink" xmlns:am3d="http://schemas.microsoft.com/office/drawing/2017/model3d" xmlns:oel="http://schemas.microsoft.com/office/2019/extlst" xmlns:r="http://schemas.openxmlformats.org/officeDocument/2006/relationships" xmlns:wp14="http://schemas.microsoft.com/office/word/2010/wordprocessingDrawing" xmlns:wp="http://schemas.openxmlformats.org/drawingml/2006/wordprocessingDrawing" xmlns:wpg="http://schemas.microsoft.com/office/word/2010/wordprocessingGroup" xmlns:wpi="http://schemas.microsoft.com/office/word/2010/wordprocessingInk" xmlns:wps="http://schemas.microsoft.com/office/word/2010/wordprocessingShape" xmlns:o="urn:schemas-microsoft-com:office:office" xmlns:v="urn:schemas-microsoft-com:vml" xmlns:w10="urn:schemas-microsoft-com:office:word" xmlns:w="http://schemas.openxmlformats.org/wordprocessingml/2006/main" xmlns:w14="http://schemas.microsoft.com/office/word/2010/wordml" xmlns:w15="http://schemas.microsoft.com/office/word/2012/wordml" xmlns:w16cei="http://schemas.microsoft.com/office/word/2026/wordml/cei" xmlns:w16cex="http://schemas.microsoft.com/office/word/2018/wordml/cex" xmlns:w16cid="http://schemas.microsoft.com/office/word/2016/wordml/cid" xmlns:w16="http://schemas.microsoft.com/office/word/2018/wordml" xmlns:w16sdtdh="http://schemas.microsoft.com/office/word/2020/wordml/sdtdatahash" xmlns:w16sdtfl="http://schemas.microsoft.com/office/word/2024/wordml/sdtformatlock" xmlns:w16se="http://schemas.microsoft.com/office/word/2015/wordml/symex" xmlns:w16du="http://schemas.microsoft.com/office/word/2023/wordml/word16du" xmlns:wne="http://schemas.microsoft.com/office/word/2006/wordml" mc:Ignorable="w14 w15 w16se w16cid w16 w16cex w16sdtdh w16sdtfl w16du wp14">
   <w:footnote w:type="separator" w:id="-1">
     <w:p>
       <w:pPr>
@@ -9674,7 +9832,7 @@
 </file>
 
 <file path=word/header1.xml><?xml version="1.0" encoding="utf-8"?>
-<w:hdr xmlns:wpc="http://schemas.microsoft.com/office/word/2010/wordprocessingCanvas" xmlns:cx="http://schemas.microsoft.com/office/drawing/2014/chartex" xmlns:cx1="http://schemas.microsoft.com/office/drawing/2015/9/8/chartex" xmlns:cx2="http://schemas.microsoft.com/office/drawing/2015/10/21/chartex" xmlns:cx3="http://schemas.microsoft.com/office/drawing/2016/5/9/chartex" xmlns:cx4="http://schemas.microsoft.com/office/drawing/2016/5/10/chartex" xmlns:cx5="http://schemas.microsoft.com/office/drawing/2016/5/11/chartex" xmlns:cx6="http://schemas.microsoft.com/office/drawing/2016/5/12/chartex" xmlns:cx7="http://schemas.microsoft.com/office/drawing/2016/5/13/chartex" xmlns:cx8="http://schemas.microsoft.com/office/drawing/2016/5/14/chartex" xmlns:mc="http://schemas.openxmlformats.org/markup-compatibility/2006" xmlns:aink="http://schemas.microsoft.com/office/drawing/2016/ink" xmlns:am3d="http://schemas.microsoft.com/office/drawing/2017/model3d" xmlns:o="urn:schemas-microsoft-com:office:office" xmlns:oel="http://schemas.microsoft.com/office/2019/extlst" xmlns:r="http://schemas.openxmlformats.org/officeDocument/2006/relationships" xmlns:m="http://schemas.openxmlformats.org/officeDocument/2006/math" xmlns:v="urn:schemas-microsoft-com:vml" xmlns:wp14="http://schemas.microsoft.com/office/word/2010/wordprocessingDrawing" xmlns:wp="http://schemas.openxmlformats.org/drawingml/2006/wordprocessingDrawing" xmlns:w10="urn:schemas-microsoft-com:office:word" xmlns:w="http://schemas.openxmlformats.org/wordprocessingml/2006/main" xmlns:w14="http://schemas.microsoft.com/office/word/2010/wordml" xmlns:w15="http://schemas.microsoft.com/office/word/2012/wordml" xmlns:w16cex="http://schemas.microsoft.com/office/word/2018/wordml/cex" xmlns:w16cid="http://schemas.microsoft.com/office/word/2016/wordml/cid" xmlns:w16="http://schemas.microsoft.com/office/word/2018/wordml" xmlns:w16du="http://schemas.microsoft.com/office/word/2023/wordml/word16du" xmlns:w16sdtdh="http://schemas.microsoft.com/office/word/2020/wordml/sdtdatahash" xmlns:w16sdtfl="http://schemas.microsoft.com/office/word/2024/wordml/sdtformatlock" xmlns:w16se="http://schemas.microsoft.com/office/word/2015/wordml/symex" xmlns:wpg="http://schemas.microsoft.com/office/word/2010/wordprocessingGroup" xmlns:wpi="http://schemas.microsoft.com/office/word/2010/wordprocessingInk" xmlns:wne="http://schemas.microsoft.com/office/word/2006/wordml" xmlns:wps="http://schemas.microsoft.com/office/word/2010/wordprocessingShape" mc:Ignorable="w14 w15 w16se w16cid w16 w16cex w16sdtdh w16sdtfl w16du wp14">
+<w:hdr xmlns:wpc="http://schemas.microsoft.com/office/word/2010/wordprocessingCanvas" xmlns:cx="http://schemas.microsoft.com/office/drawing/2014/chartex" xmlns:cx1="http://schemas.microsoft.com/office/drawing/2015/9/8/chartex" xmlns:cx2="http://schemas.microsoft.com/office/drawing/2015/10/21/chartex" xmlns:cx3="http://schemas.microsoft.com/office/drawing/2016/5/9/chartex" xmlns:cx4="http://schemas.microsoft.com/office/drawing/2016/5/10/chartex" xmlns:cx5="http://schemas.microsoft.com/office/drawing/2016/5/11/chartex" xmlns:cx6="http://schemas.microsoft.com/office/drawing/2016/5/12/chartex" xmlns:cx7="http://schemas.microsoft.com/office/drawing/2016/5/13/chartex" xmlns:cx8="http://schemas.microsoft.com/office/drawing/2016/5/14/chartex" xmlns:mc="http://schemas.openxmlformats.org/markup-compatibility/2006" xmlns:m="http://schemas.openxmlformats.org/officeDocument/2006/math" xmlns:aink="http://schemas.microsoft.com/office/drawing/2016/ink" xmlns:am3d="http://schemas.microsoft.com/office/drawing/2017/model3d" xmlns:oel="http://schemas.microsoft.com/office/2019/extlst" xmlns:r="http://schemas.openxmlformats.org/officeDocument/2006/relationships" xmlns:wp14="http://schemas.microsoft.com/office/word/2010/wordprocessingDrawing" xmlns:wp="http://schemas.openxmlformats.org/drawingml/2006/wordprocessingDrawing" xmlns:wpg="http://schemas.microsoft.com/office/word/2010/wordprocessingGroup" xmlns:wpi="http://schemas.microsoft.com/office/word/2010/wordprocessingInk" xmlns:wps="http://schemas.microsoft.com/office/word/2010/wordprocessingShape" xmlns:o="urn:schemas-microsoft-com:office:office" xmlns:v="urn:schemas-microsoft-com:vml" xmlns:w10="urn:schemas-microsoft-com:office:word" xmlns:w="http://schemas.openxmlformats.org/wordprocessingml/2006/main" xmlns:w14="http://schemas.microsoft.com/office/word/2010/wordml" xmlns:w15="http://schemas.microsoft.com/office/word/2012/wordml" xmlns:w16cei="http://schemas.microsoft.com/office/word/2026/wordml/cei" xmlns:w16cex="http://schemas.microsoft.com/office/word/2018/wordml/cex" xmlns:w16cid="http://schemas.microsoft.com/office/word/2016/wordml/cid" xmlns:w16="http://schemas.microsoft.com/office/word/2018/wordml" xmlns:w16sdtdh="http://schemas.microsoft.com/office/word/2020/wordml/sdtdatahash" xmlns:w16sdtfl="http://schemas.microsoft.com/office/word/2024/wordml/sdtformatlock" xmlns:w16se="http://schemas.microsoft.com/office/word/2015/wordml/symex" xmlns:w16du="http://schemas.microsoft.com/office/word/2023/wordml/word16du" xmlns:wne="http://schemas.microsoft.com/office/word/2006/wordml" mc:Ignorable="w14 w15 w16se w16cid w16 w16cex w16sdtdh w16sdtfl w16du wp14">
   <w:sdt>
     <w:sdtPr>
       <w:id w:val="1394629290"/>
@@ -9731,7 +9889,7 @@
 </file>
 
 <file path=word/styles.xml><?xml version="1.0" encoding="utf-8"?>
-<w:styles xmlns:mc="http://schemas.openxmlformats.org/markup-compatibility/2006" xmlns:r="http://schemas.openxmlformats.org/officeDocument/2006/relationships" xmlns:w="http://schemas.openxmlformats.org/wordprocessingml/2006/main" xmlns:w14="http://schemas.microsoft.com/office/word/2010/wordml" xmlns:w15="http://schemas.microsoft.com/office/word/2012/wordml" xmlns:w16cex="http://schemas.microsoft.com/office/word/2018/wordml/cex" xmlns:w16cid="http://schemas.microsoft.com/office/word/2016/wordml/cid" xmlns:w16="http://schemas.microsoft.com/office/word/2018/wordml" xmlns:w16du="http://schemas.microsoft.com/office/word/2023/wordml/word16du" xmlns:w16sdtdh="http://schemas.microsoft.com/office/word/2020/wordml/sdtdatahash" xmlns:w16sdtfl="http://schemas.microsoft.com/office/word/2024/wordml/sdtformatlock" xmlns:w16se="http://schemas.microsoft.com/office/word/2015/wordml/symex" mc:Ignorable="w14 w15 w16se w16cid w16 w16cex w16sdtdh w16sdtfl w16du">
+<w:styles xmlns:mc="http://schemas.openxmlformats.org/markup-compatibility/2006" xmlns:r="http://schemas.openxmlformats.org/officeDocument/2006/relationships" xmlns:w="http://schemas.openxmlformats.org/wordprocessingml/2006/main" xmlns:w14="http://schemas.microsoft.com/office/word/2010/wordml" xmlns:w15="http://schemas.microsoft.com/office/word/2012/wordml" xmlns:w16cex="http://schemas.microsoft.com/office/word/2018/wordml/cex" xmlns:w16cid="http://schemas.microsoft.com/office/word/2016/wordml/cid" xmlns:w16="http://schemas.microsoft.com/office/word/2018/wordml" xmlns:w16sdtdh="http://schemas.microsoft.com/office/word/2020/wordml/sdtdatahash" xmlns:w16sdtfl="http://schemas.microsoft.com/office/word/2024/wordml/sdtformatlock" xmlns:w16se="http://schemas.microsoft.com/office/word/2015/wordml/symex" xmlns:w16du="http://schemas.microsoft.com/office/word/2023/wordml/word16du" mc:Ignorable="w14 w15 w16se w16cid w16 w16cex w16sdtdh w16sdtfl w16du">
   <w:docDefaults>
     <w:rPrDefault>
       <w:rPr>

--- a/src/content/bios/Clausen-AW 2015.docx
+++ b/src/content/bios/Clausen-AW 2015.docx
@@ -8,6 +8,7 @@
         <w:jc w:val="both"/>
         <w:rPr>
           <w:rFonts w:ascii="Times New Roman" w:hAnsi="Times New Roman" w:cs="Times New Roman"/>
+          <w:b/>
           <w:sz w:val="24"/>
           <w:szCs w:val="24"/>
         </w:rPr>
@@ -33,6 +34,7 @@
       <w:r>
         <w:rPr>
           <w:rFonts w:ascii="Times New Roman" w:hAnsi="Times New Roman" w:cs="Times New Roman"/>
+          <w:b/>
           <w:sz w:val="24"/>
           <w:szCs w:val="24"/>
         </w:rPr>
@@ -45,7 +47,7 @@
           <w:sz w:val="24"/>
           <w:szCs w:val="24"/>
         </w:rPr>
-        <w:t xml:space="preserve">Bank of America </w:t>
+        <w:t xml:space="preserve">American Banker </w:t>
       </w:r>
       <w:r>
         <w:rPr>
@@ -54,7 +56,43 @@
           <w:sz w:val="24"/>
           <w:szCs w:val="24"/>
         </w:rPr>
-        <w:t xml:space="preserve">President </w:t>
+        <w:t>President</w:t>
+      </w:r>
+      <w:r>
+        <w:rPr>
+          <w:rFonts w:ascii="Times New Roman" w:hAnsi="Times New Roman" w:cs="Times New Roman"/>
+          <w:b/>
+          <w:sz w:val="24"/>
+          <w:szCs w:val="24"/>
+        </w:rPr>
+        <w:t xml:space="preserve"> of</w:t>
+      </w:r>
+      <w:r>
+        <w:rPr>
+          <w:rFonts w:ascii="Times New Roman" w:hAnsi="Times New Roman" w:cs="Times New Roman"/>
+          <w:b/>
+          <w:sz w:val="24"/>
+          <w:szCs w:val="24"/>
+        </w:rPr>
+        <w:t xml:space="preserve"> </w:t>
+      </w:r>
+      <w:r>
+        <w:rPr>
+          <w:rFonts w:ascii="Times New Roman" w:hAnsi="Times New Roman" w:cs="Times New Roman"/>
+          <w:b/>
+          <w:sz w:val="24"/>
+          <w:szCs w:val="24"/>
+        </w:rPr>
+        <w:t>Bank of America</w:t>
+      </w:r>
+      <w:r>
+        <w:rPr>
+          <w:rFonts w:ascii="Times New Roman" w:hAnsi="Times New Roman" w:cs="Times New Roman"/>
+          <w:b/>
+          <w:sz w:val="24"/>
+          <w:szCs w:val="24"/>
+        </w:rPr>
+        <w:t xml:space="preserve"> </w:t>
       </w:r>
       <w:r>
         <w:rPr>
@@ -435,7 +473,52 @@
           <w:szCs w:val="24"/>
           <w:lang w:val="en-GB"/>
         </w:rPr>
-        <w:t>Clausen, Annual Meeting World Bank Group, 24 September 1984, photographer Michele Iannacci</w:t>
+        <w:t xml:space="preserve">Clausen, </w:t>
+      </w:r>
+      <w:r>
+        <w:rPr>
+          <w:rFonts w:ascii="Times New Roman" w:hAnsi="Times New Roman" w:cs="Times New Roman"/>
+          <w:sz w:val="24"/>
+          <w:szCs w:val="24"/>
+          <w:lang w:val="en-GB"/>
+        </w:rPr>
+        <w:t>24 September 1984</w:t>
+      </w:r>
+      <w:r>
+        <w:rPr>
+          <w:rFonts w:ascii="Times New Roman" w:hAnsi="Times New Roman" w:cs="Times New Roman"/>
+          <w:sz w:val="24"/>
+          <w:szCs w:val="24"/>
+          <w:lang w:val="en-GB"/>
+        </w:rPr>
+        <w:t xml:space="preserve">, </w:t>
+      </w:r>
+      <w:r>
+        <w:rPr>
+          <w:rFonts w:ascii="Times New Roman" w:hAnsi="Times New Roman" w:cs="Times New Roman"/>
+          <w:sz w:val="24"/>
+          <w:szCs w:val="24"/>
+          <w:lang w:val="en-GB"/>
+        </w:rPr>
+        <w:t xml:space="preserve">Annual Meeting World Bank Group, </w:t>
+      </w:r>
+      <w:r>
+        <w:rPr>
+          <w:rFonts w:ascii="Times New Roman" w:hAnsi="Times New Roman" w:cs="Times New Roman"/>
+          <w:sz w:val="24"/>
+          <w:szCs w:val="24"/>
+          <w:lang w:val="en-GB"/>
+        </w:rPr>
+        <w:t>World Bank Group Archives</w:t>
+      </w:r>
+      <w:r>
+        <w:rPr>
+          <w:rFonts w:ascii="Times New Roman" w:hAnsi="Times New Roman" w:cs="Times New Roman"/>
+          <w:sz w:val="24"/>
+          <w:szCs w:val="24"/>
+          <w:lang w:val="en-GB"/>
+        </w:rPr>
+        <w:t>, photographer Michele Iannacci</w:t>
       </w:r>
     </w:p>
     <w:p>

--- a/src/content/bios/Clausen-AW 2015.docx
+++ b/src/content/bios/Clausen-AW 2015.docx
@@ -47,7 +47,7 @@
           <w:sz w:val="24"/>
           <w:szCs w:val="24"/>
         </w:rPr>
-        <w:t xml:space="preserve">American Banker </w:t>
+        <w:t>American Banker</w:t>
       </w:r>
       <w:r>
         <w:rPr>
@@ -56,7 +56,16 @@
           <w:sz w:val="24"/>
           <w:szCs w:val="24"/>
         </w:rPr>
-        <w:t>President</w:t>
+        <w:t>,</w:t>
+      </w:r>
+      <w:r>
+        <w:rPr>
+          <w:rFonts w:ascii="Times New Roman" w:hAnsi="Times New Roman" w:cs="Times New Roman"/>
+          <w:b/>
+          <w:sz w:val="24"/>
+          <w:szCs w:val="24"/>
+        </w:rPr>
+        <w:t xml:space="preserve"> President</w:t>
       </w:r>
       <w:r>
         <w:rPr>
